--- a/2026年北京理工大学数学建模竞赛论文.docx
+++ b/2026年北京理工大学数学建模竞赛论文.docx
@@ -5410,9 +5410,9 @@
           <w:noProof/>
         </w:rPr>
         <w:drawing>
-          <wp:inline distT="0" distB="0" distL="0" distR="0" wp14:anchorId="6BB95572" wp14:editId="4D5A61D7">
-            <wp:extent cx="764032" cy="304800"/>
-            <wp:effectExtent l="0" t="0" r="0" b="0"/>
+          <wp:inline distT="0" distB="0" distL="0" distR="0" wp14:anchorId="6BB95572" wp14:editId="5D6AA7E1">
+            <wp:extent cx="604860" cy="241300"/>
+            <wp:effectExtent l="0" t="0" r="0" b="6350"/>
             <wp:docPr id="1" name="Picture 1" descr="{&quot;mathml&quot;:&quot;&lt;math style=\&quot;font-family:stix;font-size:16px;\&quot; xmlns=\&quot;http://www.w3.org/1998/Math/MathML\&quot;&gt;&lt;mfenced&gt;&lt;mrow&gt;&lt;msub&gt;&lt;mi&gt;&amp;#x3BB;&lt;/mi&gt;&lt;mn&gt;1&lt;/mn&gt;&lt;/msub&gt;&lt;mo&gt;,&lt;/mo&gt;&lt;msub&gt;&lt;mi&gt;&amp;#x3C6;&lt;/mi&gt;&lt;mn&gt;1&lt;/mn&gt;&lt;/msub&gt;&lt;/mrow&gt;&lt;/mfenced&gt;&lt;/math&gt;&quot;,&quot;origin&quot;:&quot;MathType Legacy&quot;,&quot;version&quot;:&quot;v3.23.0&quot;}" title="左小括号 lambda （ 小写 ） 下标 1 逗号 phi （ 小写 ） 下标 1 右小括号"/>
             <wp:cNvGraphicFramePr>
               <a:graphicFrameLocks xmlns:a="http://schemas.openxmlformats.org/drawingml/2006/main" noChangeAspect="1"/>
@@ -5439,7 +5439,7 @@
                   <pic:spPr>
                     <a:xfrm>
                       <a:off x="0" y="0"/>
-                      <a:ext cx="764032" cy="304800"/>
+                      <a:ext cx="610544" cy="243568"/>
                     </a:xfrm>
                     <a:prstGeom prst="rect">
                       <a:avLst/>
@@ -5507,9 +5507,9 @@
           <w:position w:val="-18"/>
         </w:rPr>
         <w:drawing>
-          <wp:inline distT="0" distB="0" distL="0" distR="0" wp14:anchorId="0E53C233" wp14:editId="71791653">
-            <wp:extent cx="764032" cy="304800"/>
-            <wp:effectExtent l="0" t="0" r="0" b="0"/>
+          <wp:inline distT="0" distB="0" distL="0" distR="0" wp14:anchorId="0E53C233" wp14:editId="3805FA51">
+            <wp:extent cx="604860" cy="241300"/>
+            <wp:effectExtent l="0" t="0" r="0" b="6350"/>
             <wp:docPr id="1825115453" name="Picture 1" descr="{&quot;mathml&quot;:&quot;&lt;math style=\&quot;font-family:stix;font-size:16px;\&quot; xmlns=\&quot;http://www.w3.org/1998/Math/MathML\&quot;&gt;&lt;mfenced&gt;&lt;mrow&gt;&lt;msub&gt;&lt;mi&gt;&amp;#x3BB;&lt;/mi&gt;&lt;mn&gt;2&lt;/mn&gt;&lt;/msub&gt;&lt;mo&gt;,&lt;/mo&gt;&lt;msub&gt;&lt;mi&gt;&amp;#x3C6;&lt;/mi&gt;&lt;mn&gt;2&lt;/mn&gt;&lt;/msub&gt;&lt;/mrow&gt;&lt;/mfenced&gt;&lt;/math&gt;&quot;,&quot;origin&quot;:&quot;MathType Legacy&quot;,&quot;version&quot;:&quot;v3.23.0&quot;}" title="左小括号 lambda （ 小写 ） 下标 2 逗号 phi （ 小写 ） 下标 2 右小括号"/>
             <wp:cNvGraphicFramePr>
               <a:graphicFrameLocks xmlns:a="http://schemas.openxmlformats.org/drawingml/2006/main" noChangeAspect="1"/>
@@ -5536,7 +5536,7 @@
                   <pic:spPr>
                     <a:xfrm>
                       <a:off x="0" y="0"/>
-                      <a:ext cx="764032" cy="304800"/>
+                      <a:ext cx="613294" cy="244665"/>
                     </a:xfrm>
                     <a:prstGeom prst="rect">
                       <a:avLst/>
@@ -5809,9 +5809,9 @@
           <w:position w:val="-84"/>
         </w:rPr>
         <w:drawing>
-          <wp:inline distT="0" distB="0" distL="0" distR="0" wp14:anchorId="5F718D1B" wp14:editId="7346DD5A">
-            <wp:extent cx="2450592" cy="1042416"/>
-            <wp:effectExtent l="0" t="0" r="0" b="0"/>
+          <wp:inline distT="0" distB="0" distL="0" distR="0" wp14:anchorId="5F718D1B" wp14:editId="643038C2">
+            <wp:extent cx="1765300" cy="750911"/>
+            <wp:effectExtent l="0" t="0" r="6350" b="0"/>
             <wp:docPr id="1762448044" name="Picture 1" descr="{&quot;mathml&quot;:&quot;&lt;math style=\&quot;font-family:stix;font-size:16px;\&quot; xmlns=\&quot;http://www.w3.org/1998/Math/MathML\&quot;&gt;&lt;mi&gt;x&lt;/mi&gt;&lt;mo&gt;=&lt;/mo&gt;&lt;mi&gt;R&lt;/mi&gt;&lt;mi&gt;cos&lt;/mi&gt;&lt;msub&gt;&lt;mi&gt;&amp;#x3C6;&lt;/mi&gt;&lt;mn&gt;1&lt;/mn&gt;&lt;/msub&gt;&lt;mo&gt;&amp;#xB7;&lt;/mo&gt;&lt;mfenced&gt;&lt;mrow&gt;&lt;mi&gt;&amp;#x3BB;&lt;/mi&gt;&lt;mo&gt;-&lt;/mo&gt;&lt;msub&gt;&lt;mi&gt;&amp;#x3BB;&lt;/mi&gt;&lt;mn&gt;1&lt;/mn&gt;&lt;/msub&gt;&lt;/mrow&gt;&lt;/mfenced&gt;&lt;mo&gt;&amp;#xB7;&lt;/mo&gt;&lt;mfrac&gt;&lt;mi&gt;&amp;#x3C0;&lt;/mi&gt;&lt;mn&gt;180&lt;/mn&gt;&lt;/mfrac&gt;&lt;mo&gt;,&lt;/mo&gt;&lt;mspace linebreak=\&quot;newline\&quot;/&gt;&lt;mi&gt;y&lt;/mi&gt;&lt;mo&gt;=&lt;/mo&gt;&lt;mi&gt;R&lt;/mi&gt;&lt;mo&gt;&amp;#xB7;&lt;/mo&gt;&lt;mfenced&gt;&lt;mrow&gt;&lt;msub&gt;&lt;mi&gt;&amp;#x3C6;&lt;/mi&gt;&lt;mn&gt;1&lt;/mn&gt;&lt;/msub&gt;&lt;mo&gt;-&lt;/mo&gt;&lt;mi&gt;&amp;#x3C6;&lt;/mi&gt;&lt;/mrow&gt;&lt;/mfenced&gt;&lt;mo&gt;&amp;#xB7;&lt;/mo&gt;&lt;mfrac&gt;&lt;mi&gt;&amp;#x3C0;&lt;/mi&gt;&lt;mn&gt;180&lt;/mn&gt;&lt;/mfrac&gt;&lt;mo&gt;,&lt;/mo&gt;&lt;/math&gt;&quot;,&quot;origin&quot;:&quot;MathType Legacy&quot;,&quot;version&quot;:&quot;v3.23.0&quot;}" title="x 等于 R cos phi （ 小写 ） 下标 1 乘 左小括号 lambda （ 小写 ） 减 lambda （ 小写 ） 下标 1 右小括号 乘 分数 180 分之 pi （ 小写 ） 逗号&#10;y 等于 R 乘 左小括号 phi （ 小写 ） 下标 1 减 phi （ 小写 ） 右小括号 乘 分数 180 分之 pi （ 小写 ） 逗号"/>
             <wp:cNvGraphicFramePr>
               <a:graphicFrameLocks xmlns:a="http://schemas.openxmlformats.org/drawingml/2006/main" noChangeAspect="1"/>
@@ -5838,7 +5838,7 @@
                   <pic:spPr>
                     <a:xfrm>
                       <a:off x="0" y="0"/>
-                      <a:ext cx="2450592" cy="1042416"/>
+                      <a:ext cx="1772643" cy="754034"/>
                     </a:xfrm>
                     <a:prstGeom prst="rect">
                       <a:avLst/>
@@ -5997,9 +5997,9 @@
           <w:position w:val="-20"/>
         </w:rPr>
         <w:drawing>
-          <wp:inline distT="0" distB="0" distL="0" distR="0" wp14:anchorId="0BD939B3" wp14:editId="557E8F28">
-            <wp:extent cx="1778000" cy="335280"/>
-            <wp:effectExtent l="0" t="0" r="0" b="0"/>
+          <wp:inline distT="0" distB="0" distL="0" distR="0" wp14:anchorId="0BD939B3" wp14:editId="79A0097F">
+            <wp:extent cx="1313295" cy="247650"/>
+            <wp:effectExtent l="0" t="0" r="1270" b="0"/>
             <wp:docPr id="1518665176" name="Picture 1" descr="{&quot;mathml&quot;:&quot;&lt;math style=\&quot;font-family:stix;font-size:16px;\&quot; xmlns=\&quot;http://www.w3.org/1998/Math/MathML\&quot;&gt;&lt;mi&gt;&amp;#x3A9;&lt;/mi&gt;&lt;mo&gt;=&lt;/mo&gt;&lt;mfenced open=\&quot;[\&quot; close=\&quot;]\&quot;&gt;&lt;mrow&gt;&lt;mn&gt;0&lt;/mn&gt;&lt;mo&gt;,&lt;/mo&gt;&lt;msub&gt;&lt;mi&gt;L&lt;/mi&gt;&lt;mi&gt;x&lt;/mi&gt;&lt;/msub&gt;&lt;/mrow&gt;&lt;/mfenced&gt;&lt;mo&gt;&amp;#xD7;&lt;/mo&gt;&lt;mfenced open=\&quot;[\&quot; close=\&quot;]\&quot;&gt;&lt;mrow&gt;&lt;mn&gt;0&lt;/mn&gt;&lt;mo&gt;,&lt;/mo&gt;&lt;msub&gt;&lt;mi&gt;L&lt;/mi&gt;&lt;mi&gt;y&lt;/mi&gt;&lt;/msub&gt;&lt;/mrow&gt;&lt;/mfenced&gt;&lt;mo&gt;,&lt;/mo&gt;&lt;/math&gt;&quot;,&quot;origin&quot;:&quot;MathType Legacy&quot;,&quot;version&quot;:&quot;v3.23.0&quot;}" title="omega （ 大写 ） 等于 左中括号 0 逗号 L 下标 x 右中括号 乘号 左中括号 0 逗号 L 下标 y 右中括号 逗号"/>
             <wp:cNvGraphicFramePr>
               <a:graphicFrameLocks xmlns:a="http://schemas.openxmlformats.org/drawingml/2006/main" noChangeAspect="1"/>
@@ -6026,7 +6026,7 @@
                   <pic:spPr>
                     <a:xfrm>
                       <a:off x="0" y="0"/>
-                      <a:ext cx="1778000" cy="335280"/>
+                      <a:ext cx="1324028" cy="249674"/>
                     </a:xfrm>
                     <a:prstGeom prst="rect">
                       <a:avLst/>
@@ -6087,9 +6087,9 @@
           <w:position w:val="-90"/>
         </w:rPr>
         <w:drawing>
-          <wp:inline distT="0" distB="0" distL="0" distR="0" wp14:anchorId="13E1345A" wp14:editId="27B7E951">
-            <wp:extent cx="2525776" cy="1085088"/>
-            <wp:effectExtent l="0" t="0" r="0" b="0"/>
+          <wp:inline distT="0" distB="0" distL="0" distR="0" wp14:anchorId="13E1345A" wp14:editId="2A63DB39">
+            <wp:extent cx="1746250" cy="750199"/>
+            <wp:effectExtent l="0" t="0" r="6350" b="0"/>
             <wp:docPr id="2040588521" name="Picture 1" descr="{&quot;mathml&quot;:&quot;&lt;math style=\&quot;font-family:stix;font-size:16px;\&quot; xmlns=\&quot;http://www.w3.org/1998/Math/MathML\&quot;&gt;&lt;msub&gt;&lt;mi&gt;L&lt;/mi&gt;&lt;mi&gt;x&lt;/mi&gt;&lt;/msub&gt;&lt;mo&gt;=&lt;/mo&gt;&lt;mi&gt;R&lt;/mi&gt;&lt;mi&gt;cos&lt;/mi&gt;&lt;msub&gt;&lt;mi&gt;&amp;#x3C6;&lt;/mi&gt;&lt;mn&gt;1&lt;/mn&gt;&lt;/msub&gt;&lt;mfenced&gt;&lt;mrow&gt;&lt;msub&gt;&lt;mi&gt;&amp;#x3BB;&lt;/mi&gt;&lt;mn&gt;2&lt;/mn&gt;&lt;/msub&gt;&lt;mo&gt;-&lt;/mo&gt;&lt;msub&gt;&lt;mi&gt;&amp;#x3BB;&lt;/mi&gt;&lt;mn&gt;1&lt;/mn&gt;&lt;/msub&gt;&lt;/mrow&gt;&lt;/mfenced&gt;&lt;mo&gt;&amp;#xB7;&lt;/mo&gt;&lt;mfrac&gt;&lt;mi mathvariant=\&quot;normal\&quot;&gt;&amp;#x3C0;&lt;/mi&gt;&lt;mn&gt;180&lt;/mn&gt;&lt;/mfrac&gt;&lt;mo&gt;,&lt;/mo&gt;&lt;mspace linebreak=\&quot;newline\&quot;/&gt;&lt;msub&gt;&lt;mi&gt;L&lt;/mi&gt;&lt;mi&gt;y&lt;/mi&gt;&lt;/msub&gt;&lt;mo&gt;=&lt;/mo&gt;&lt;mi&gt;R&lt;/mi&gt;&lt;mfenced&gt;&lt;mrow&gt;&lt;msub&gt;&lt;mi&gt;&amp;#x3C6;&lt;/mi&gt;&lt;mn&gt;2&lt;/mn&gt;&lt;/msub&gt;&lt;mo&gt;-&lt;/mo&gt;&lt;msub&gt;&lt;mi&gt;&amp;#x3C6;&lt;/mi&gt;&lt;mn&gt;1&lt;/mn&gt;&lt;/msub&gt;&lt;/mrow&gt;&lt;/mfenced&gt;&lt;mo&gt;&amp;#xB7;&lt;/mo&gt;&lt;mfrac&gt;&lt;mi mathvariant=\&quot;normal\&quot;&gt;&amp;#x3C0;&lt;/mi&gt;&lt;mn&gt;180&lt;/mn&gt;&lt;/mfrac&gt;&lt;mo&gt;,&lt;/mo&gt;&lt;/math&gt;&quot;,&quot;origin&quot;:&quot;MathType Legacy&quot;,&quot;version&quot;:&quot;v3.23.0&quot;}" title="L 下标 x 等于 R cos phi （ 小写 ） 下标 1 左小括号 lambda （ 小写 ） 下标 2 减 lambda （ 小写 ） 下标 1 右小括号 乘 分数 180 分之 正体 pi （ 小写 ） 逗号&#10;L 下标 y 等于 R 左小括号 phi （ 小写 ） 下标 2 减 phi （ 小写 ） 下标 1 右小括号 乘 分数 180 分之 正体 pi （ 小写 ） 逗号"/>
             <wp:cNvGraphicFramePr>
               <a:graphicFrameLocks xmlns:a="http://schemas.openxmlformats.org/drawingml/2006/main" noChangeAspect="1"/>
@@ -6116,7 +6116,7 @@
                   <pic:spPr>
                     <a:xfrm>
                       <a:off x="0" y="0"/>
-                      <a:ext cx="2525776" cy="1085088"/>
+                      <a:ext cx="1752744" cy="752989"/>
                     </a:xfrm>
                     <a:prstGeom prst="rect">
                       <a:avLst/>
@@ -6136,32 +6136,414 @@
         <w:snapToGrid w:val="0"/>
         <w:spacing w:line="240" w:lineRule="atLeast"/>
         <w:ind w:left="420" w:firstLine="480"/>
-        <w:rPr>
-          <w:rFonts w:cs="宋体"/>
-          <w:color w:val="000000" w:themeColor="text1"/>
-          <w:kern w:val="0"/>
-          <w:sz w:val="24"/>
-          <w:szCs w:val="32"/>
-        </w:rPr>
-      </w:pPr>
-      <w:r>
-        <w:rPr>
-          <w:rFonts w:cs="宋体" w:hint="eastAsia"/>
-          <w:color w:val="000000" w:themeColor="text1"/>
-          <w:kern w:val="0"/>
-          <w:sz w:val="24"/>
-          <w:szCs w:val="32"/>
-        </w:rPr>
-        <w:t>经过该处理后，将海域搜索问题转化为二维平面上的区域覆盖和路径规划问题。</w:t>
-      </w:r>
-    </w:p>
-    <w:p>
-      <w:pPr>
-        <w:adjustRightInd w:val="0"/>
-        <w:snapToGrid w:val="0"/>
-        <w:spacing w:line="240" w:lineRule="atLeast"/>
-        <w:rPr>
-          <w:rFonts w:cs="宋体"/>
+        <w:jc w:val="left"/>
+        <w:rPr>
+          <w:rFonts w:cs="宋体" w:hint="eastAsia"/>
+          <w:color w:val="000000" w:themeColor="text1"/>
+          <w:kern w:val="0"/>
+          <w:sz w:val="24"/>
+          <w:szCs w:val="32"/>
+        </w:rPr>
+      </w:pPr>
+      <w:r>
+        <w:rPr>
+          <w:rFonts w:cs="宋体" w:hint="eastAsia"/>
+          <w:color w:val="000000" w:themeColor="text1"/>
+          <w:kern w:val="0"/>
+          <w:sz w:val="24"/>
+          <w:szCs w:val="32"/>
+        </w:rPr>
+        <w:t>经过该处理后，将海域搜索问题转化为二维平面上的区域覆盖和路径规划问题</w:t>
+      </w:r>
+      <w:r>
+        <w:rPr>
+          <w:rFonts w:cs="宋体" w:hint="eastAsia"/>
+          <w:color w:val="000000" w:themeColor="text1"/>
+          <w:kern w:val="0"/>
+          <w:sz w:val="24"/>
+          <w:szCs w:val="32"/>
+        </w:rPr>
+        <w:t>，平面</w:t>
+      </w:r>
+      <w:proofErr w:type="gramStart"/>
+      <w:r>
+        <w:rPr>
+          <w:rFonts w:cs="宋体" w:hint="eastAsia"/>
+          <w:color w:val="000000" w:themeColor="text1"/>
+          <w:kern w:val="0"/>
+          <w:sz w:val="24"/>
+          <w:szCs w:val="32"/>
+        </w:rPr>
+        <w:t>化结果</w:t>
+      </w:r>
+      <w:proofErr w:type="gramEnd"/>
+      <w:r>
+        <w:rPr>
+          <w:rFonts w:cs="宋体" w:hint="eastAsia"/>
+          <w:color w:val="000000" w:themeColor="text1"/>
+          <w:kern w:val="0"/>
+          <w:sz w:val="24"/>
+          <w:szCs w:val="32"/>
+        </w:rPr>
+        <w:t>如图</w:t>
+      </w:r>
+      <w:r>
+        <w:rPr>
+          <w:rFonts w:cs="宋体" w:hint="eastAsia"/>
+          <w:color w:val="000000" w:themeColor="text1"/>
+          <w:kern w:val="0"/>
+          <w:sz w:val="24"/>
+          <w:szCs w:val="32"/>
+        </w:rPr>
+        <w:t>4.1</w:t>
+      </w:r>
+      <w:r>
+        <w:rPr>
+          <w:rFonts w:cs="宋体" w:hint="eastAsia"/>
+          <w:color w:val="000000" w:themeColor="text1"/>
+          <w:kern w:val="0"/>
+          <w:sz w:val="24"/>
+          <w:szCs w:val="32"/>
+        </w:rPr>
+        <w:t>所示</w:t>
+      </w:r>
+      <w:r>
+        <w:rPr>
+          <w:rFonts w:cs="宋体" w:hint="eastAsia"/>
+          <w:color w:val="000000" w:themeColor="text1"/>
+          <w:kern w:val="0"/>
+          <w:sz w:val="24"/>
+          <w:szCs w:val="32"/>
+        </w:rPr>
+        <w:t>，图中</w:t>
+      </w:r>
+      <m:oMath>
+        <m:sSub>
+          <m:sSubPr>
+            <m:ctrlPr>
+              <w:rPr>
+                <w:rFonts w:ascii="Cambria Math" w:hAnsi="Cambria Math" w:cs="宋体"/>
+                <w:color w:val="000000" w:themeColor="text1"/>
+                <w:kern w:val="0"/>
+                <w:sz w:val="24"/>
+                <w:szCs w:val="32"/>
+              </w:rPr>
+            </m:ctrlPr>
+          </m:sSubPr>
+          <m:e>
+            <m:r>
+              <w:rPr>
+                <w:rFonts w:ascii="Cambria Math" w:hAnsi="Cambria Math" w:cs="宋体"/>
+                <w:color w:val="000000" w:themeColor="text1"/>
+                <w:kern w:val="0"/>
+                <w:sz w:val="24"/>
+                <w:szCs w:val="32"/>
+              </w:rPr>
+              <m:t>P</m:t>
+            </m:r>
+          </m:e>
+          <m:sub>
+            <m:r>
+              <w:rPr>
+                <w:rFonts w:ascii="Cambria Math" w:hAnsi="Cambria Math" w:cs="宋体"/>
+                <w:color w:val="000000" w:themeColor="text1"/>
+                <w:kern w:val="0"/>
+                <w:sz w:val="24"/>
+                <w:szCs w:val="32"/>
+              </w:rPr>
+              <m:t>1</m:t>
+            </m:r>
+          </m:sub>
+        </m:sSub>
+      </m:oMath>
+      <w:r>
+        <w:rPr>
+          <w:rFonts w:cs="宋体" w:hint="eastAsia"/>
+          <w:color w:val="000000" w:themeColor="text1"/>
+          <w:kern w:val="0"/>
+          <w:sz w:val="24"/>
+          <w:szCs w:val="32"/>
+        </w:rPr>
+        <w:t>为坐标原点，</w:t>
+      </w:r>
+      <w:r>
+        <w:rPr>
+          <w:rFonts w:cs="宋体"/>
+          <w:color w:val="000000" w:themeColor="text1"/>
+          <w:kern w:val="0"/>
+          <w:sz w:val="24"/>
+          <w:szCs w:val="32"/>
+        </w:rPr>
+        <w:t>建立</w:t>
+      </w:r>
+      <w:r>
+        <w:rPr>
+          <w:rFonts w:cs="宋体"/>
+          <w:color w:val="000000" w:themeColor="text1"/>
+          <w:kern w:val="0"/>
+          <w:sz w:val="24"/>
+          <w:szCs w:val="32"/>
+        </w:rPr>
+        <w:t>“</w:t>
+      </w:r>
+      <w:r>
+        <w:rPr>
+          <w:rFonts w:cs="宋体"/>
+          <w:color w:val="000000" w:themeColor="text1"/>
+          <w:kern w:val="0"/>
+          <w:sz w:val="24"/>
+          <w:szCs w:val="32"/>
+        </w:rPr>
+        <w:t>东为</w:t>
+      </w:r>
+      <w:r>
+        <w:rPr>
+          <w:rFonts w:cs="宋体"/>
+          <w:color w:val="000000" w:themeColor="text1"/>
+          <w:kern w:val="0"/>
+          <w:sz w:val="24"/>
+          <w:szCs w:val="32"/>
+        </w:rPr>
+        <w:t xml:space="preserve"> </w:t>
+      </w:r>
+      <m:oMath>
+        <m:r>
+          <w:rPr>
+            <w:rFonts w:ascii="Cambria Math" w:hAnsi="Cambria Math" w:cs="宋体"/>
+            <w:color w:val="000000" w:themeColor="text1"/>
+            <w:kern w:val="0"/>
+            <w:sz w:val="24"/>
+            <w:szCs w:val="32"/>
+          </w:rPr>
+          <m:t>x</m:t>
+        </m:r>
+      </m:oMath>
+      <w:r>
+        <w:rPr>
+          <w:rFonts w:cs="宋体"/>
+          <w:color w:val="000000" w:themeColor="text1"/>
+          <w:kern w:val="0"/>
+          <w:sz w:val="24"/>
+          <w:szCs w:val="32"/>
+        </w:rPr>
+        <w:t>正方向、南为</w:t>
+      </w:r>
+      <w:r>
+        <w:rPr>
+          <w:rFonts w:cs="宋体"/>
+          <w:color w:val="000000" w:themeColor="text1"/>
+          <w:kern w:val="0"/>
+          <w:sz w:val="24"/>
+          <w:szCs w:val="32"/>
+        </w:rPr>
+        <w:t xml:space="preserve"> </w:t>
+      </w:r>
+      <m:oMath>
+        <m:r>
+          <w:rPr>
+            <w:rFonts w:ascii="Cambria Math" w:hAnsi="Cambria Math" w:cs="宋体"/>
+            <w:color w:val="000000" w:themeColor="text1"/>
+            <w:kern w:val="0"/>
+            <w:sz w:val="24"/>
+            <w:szCs w:val="32"/>
+          </w:rPr>
+          <m:t>y</m:t>
+        </m:r>
+      </m:oMath>
+      <w:r>
+        <w:rPr>
+          <w:rFonts w:cs="宋体"/>
+          <w:color w:val="000000" w:themeColor="text1"/>
+          <w:kern w:val="0"/>
+          <w:sz w:val="24"/>
+          <w:szCs w:val="32"/>
+        </w:rPr>
+        <w:t>正方向</w:t>
+      </w:r>
+      <w:r>
+        <w:rPr>
+          <w:rFonts w:cs="宋体"/>
+          <w:color w:val="000000" w:themeColor="text1"/>
+          <w:kern w:val="0"/>
+          <w:sz w:val="24"/>
+          <w:szCs w:val="32"/>
+        </w:rPr>
+        <w:t>”</w:t>
+      </w:r>
+      <w:r>
+        <w:rPr>
+          <w:rFonts w:cs="宋体"/>
+          <w:color w:val="000000" w:themeColor="text1"/>
+          <w:kern w:val="0"/>
+          <w:sz w:val="24"/>
+          <w:szCs w:val="32"/>
+        </w:rPr>
+        <w:t>的局部平面坐标系。</w:t>
+      </w:r>
+      <w:proofErr w:type="gramStart"/>
+      <w:r>
+        <w:rPr>
+          <w:rFonts w:cs="宋体"/>
+          <w:color w:val="000000" w:themeColor="text1"/>
+          <w:kern w:val="0"/>
+          <w:sz w:val="24"/>
+          <w:szCs w:val="32"/>
+        </w:rPr>
+        <w:t>温州龙湾机场</w:t>
+      </w:r>
+      <w:proofErr w:type="gramEnd"/>
+      <w:r>
+        <w:rPr>
+          <w:rFonts w:cs="宋体"/>
+          <w:color w:val="000000" w:themeColor="text1"/>
+          <w:kern w:val="0"/>
+          <w:sz w:val="24"/>
+          <w:szCs w:val="32"/>
+        </w:rPr>
+        <w:t>在该坐标系中的相对位置</w:t>
+      </w:r>
+      <w:r>
+        <w:rPr>
+          <w:rFonts w:cs="宋体" w:hint="eastAsia"/>
+          <w:color w:val="000000" w:themeColor="text1"/>
+          <w:kern w:val="0"/>
+          <w:sz w:val="24"/>
+          <w:szCs w:val="32"/>
+        </w:rPr>
+        <w:t>，蓝线代表从机场到原点的航渡方向，长宽均在图中标出，为下文模型构建提供几何基础。</w:t>
+      </w:r>
+    </w:p>
+    <w:p>
+      <w:pPr>
+        <w:pStyle w:val="ad"/>
+        <w:adjustRightInd w:val="0"/>
+        <w:snapToGrid w:val="0"/>
+        <w:spacing w:line="240" w:lineRule="atLeast"/>
+        <w:ind w:left="420" w:firstLine="480"/>
+        <w:jc w:val="left"/>
+        <w:rPr>
+          <w:rFonts w:cs="宋体"/>
+          <w:color w:val="000000" w:themeColor="text1"/>
+          <w:kern w:val="0"/>
+          <w:sz w:val="24"/>
+          <w:szCs w:val="32"/>
+        </w:rPr>
+      </w:pPr>
+    </w:p>
+    <w:p>
+      <w:pPr>
+        <w:adjustRightInd w:val="0"/>
+        <w:snapToGrid w:val="0"/>
+        <w:spacing w:line="240" w:lineRule="atLeast"/>
+        <w:jc w:val="center"/>
+        <w:rPr>
+          <w:rFonts w:cs="宋体"/>
+          <w:color w:val="000000" w:themeColor="text1"/>
+          <w:kern w:val="0"/>
+          <w:sz w:val="24"/>
+          <w:szCs w:val="32"/>
+        </w:rPr>
+      </w:pPr>
+      <w:r>
+        <w:rPr>
+          <w:rFonts w:hint="eastAsia"/>
+          <w:noProof/>
+        </w:rPr>
+        <w:lastRenderedPageBreak/>
+        <w:drawing>
+          <wp:inline distT="0" distB="0" distL="0" distR="0" wp14:anchorId="1427262E" wp14:editId="7F9A59F9">
+            <wp:extent cx="4126230" cy="5659755"/>
+            <wp:effectExtent l="0" t="0" r="7620" b="0"/>
+            <wp:docPr id="1536537897" name="图片 2"/>
+            <wp:cNvGraphicFramePr>
+              <a:graphicFrameLocks xmlns:a="http://schemas.openxmlformats.org/drawingml/2006/main" noChangeAspect="1"/>
+            </wp:cNvGraphicFramePr>
+            <a:graphic xmlns:a="http://schemas.openxmlformats.org/drawingml/2006/main">
+              <a:graphicData uri="http://schemas.openxmlformats.org/drawingml/2006/picture">
+                <pic:pic xmlns:pic="http://schemas.openxmlformats.org/drawingml/2006/picture">
+                  <pic:nvPicPr>
+                    <pic:cNvPr id="0" name="Picture 2"/>
+                    <pic:cNvPicPr>
+                      <a:picLocks noChangeAspect="1" noChangeArrowheads="1"/>
+                    </pic:cNvPicPr>
+                  </pic:nvPicPr>
+                  <pic:blipFill>
+                    <a:blip r:embed="rId16" cstate="print">
+                      <a:extLst>
+                        <a:ext uri="{28A0092B-C50C-407E-A947-70E740481C1C}">
+                          <a14:useLocalDpi xmlns:a14="http://schemas.microsoft.com/office/drawing/2010/main" val="0"/>
+                        </a:ext>
+                      </a:extLst>
+                    </a:blip>
+                    <a:srcRect/>
+                    <a:stretch>
+                      <a:fillRect/>
+                    </a:stretch>
+                  </pic:blipFill>
+                  <pic:spPr bwMode="auto">
+                    <a:xfrm>
+                      <a:off x="0" y="0"/>
+                      <a:ext cx="4126230" cy="5659755"/>
+                    </a:xfrm>
+                    <a:prstGeom prst="rect">
+                      <a:avLst/>
+                    </a:prstGeom>
+                    <a:noFill/>
+                    <a:ln>
+                      <a:noFill/>
+                    </a:ln>
+                  </pic:spPr>
+                </pic:pic>
+              </a:graphicData>
+            </a:graphic>
+          </wp:inline>
+        </w:drawing>
+      </w:r>
+    </w:p>
+    <w:p>
+      <w:pPr>
+        <w:adjustRightInd w:val="0"/>
+        <w:snapToGrid w:val="0"/>
+        <w:spacing w:line="240" w:lineRule="atLeast"/>
+        <w:jc w:val="center"/>
+        <w:rPr>
+          <w:rFonts w:cs="宋体" w:hint="eastAsia"/>
+          <w:color w:val="000000" w:themeColor="text1"/>
+          <w:kern w:val="0"/>
+          <w:sz w:val="24"/>
+          <w:szCs w:val="32"/>
+        </w:rPr>
+      </w:pPr>
+      <w:r>
+        <w:rPr>
+          <w:rFonts w:cs="宋体" w:hint="eastAsia"/>
+          <w:color w:val="000000" w:themeColor="text1"/>
+          <w:kern w:val="0"/>
+          <w:sz w:val="24"/>
+          <w:szCs w:val="32"/>
+        </w:rPr>
+        <w:t>图</w:t>
+      </w:r>
+      <w:r>
+        <w:rPr>
+          <w:rFonts w:cs="宋体" w:hint="eastAsia"/>
+          <w:color w:val="000000" w:themeColor="text1"/>
+          <w:kern w:val="0"/>
+          <w:sz w:val="24"/>
+          <w:szCs w:val="32"/>
+        </w:rPr>
+        <w:t>1</w:t>
+      </w:r>
+    </w:p>
+    <w:p>
+      <w:pPr>
+        <w:pStyle w:val="ad"/>
+        <w:adjustRightInd w:val="0"/>
+        <w:snapToGrid w:val="0"/>
+        <w:spacing w:line="240" w:lineRule="atLeast"/>
+        <w:ind w:left="420" w:firstLineChars="0" w:firstLine="0"/>
+        <w:rPr>
+          <w:rFonts w:cs="宋体" w:hint="eastAsia"/>
           <w:color w:val="000000" w:themeColor="text1"/>
           <w:kern w:val="0"/>
           <w:sz w:val="24"/>
@@ -6448,6 +6830,7 @@
           <w:sz w:val="24"/>
           <w:szCs w:val="32"/>
         </w:rPr>
+        <w:lastRenderedPageBreak/>
         <w:t>其中若想要保证无人机转弯带来的时间和路程损失，减少转弯次数，本文规定各无人机沿区域的长边进行条带搜索，</w:t>
       </w:r>
       <w:r>
@@ -6845,7 +7228,7 @@
                     <pic:cNvPicPr/>
                   </pic:nvPicPr>
                   <pic:blipFill>
-                    <a:blip r:embed="rId16" cstate="print">
+                    <a:blip r:embed="rId17" cstate="print">
                       <a:extLst>
                         <a:ext uri="{28A0092B-C50C-407E-A947-70E740481C1C}">
                           <a14:useLocalDpi xmlns:a14="http://schemas.microsoft.com/office/drawing/2010/main" val="0"/>
@@ -7101,7 +7484,7 @@
                     <pic:cNvPicPr/>
                   </pic:nvPicPr>
                   <pic:blipFill>
-                    <a:blip r:embed="rId17" cstate="print">
+                    <a:blip r:embed="rId18" cstate="print">
                       <a:extLst>
                         <a:ext uri="{28A0092B-C50C-407E-A947-70E740481C1C}">
                           <a14:useLocalDpi xmlns:a14="http://schemas.microsoft.com/office/drawing/2010/main" val="0"/>
@@ -7597,7 +7980,7 @@
                     <pic:cNvPicPr/>
                   </pic:nvPicPr>
                   <pic:blipFill>
-                    <a:blip r:embed="rId18" cstate="print">
+                    <a:blip r:embed="rId19" cstate="print">
                       <a:extLst>
                         <a:ext uri="{28A0092B-C50C-407E-A947-70E740481C1C}">
                           <a14:useLocalDpi xmlns:a14="http://schemas.microsoft.com/office/drawing/2010/main" val="0"/>
@@ -7744,7 +8127,7 @@
                     <pic:cNvPicPr/>
                   </pic:nvPicPr>
                   <pic:blipFill>
-                    <a:blip r:embed="rId19" cstate="print">
+                    <a:blip r:embed="rId20" cstate="print">
                       <a:extLst>
                         <a:ext uri="{28A0092B-C50C-407E-A947-70E740481C1C}">
                           <a14:useLocalDpi xmlns:a14="http://schemas.microsoft.com/office/drawing/2010/main" val="0"/>
@@ -7913,7 +8296,7 @@
                     <pic:cNvPicPr/>
                   </pic:nvPicPr>
                   <pic:blipFill>
-                    <a:blip r:embed="rId20" cstate="print">
+                    <a:blip r:embed="rId21" cstate="print">
                       <a:extLst>
                         <a:ext uri="{28A0092B-C50C-407E-A947-70E740481C1C}">
                           <a14:useLocalDpi xmlns:a14="http://schemas.microsoft.com/office/drawing/2010/main" val="0"/>
@@ -8388,6 +8771,7 @@
           <w:noProof/>
           <w:position w:val="-37"/>
         </w:rPr>
+        <w:lastRenderedPageBreak/>
         <w:drawing>
           <wp:inline distT="0" distB="0" distL="0" distR="0" wp14:anchorId="35244D00" wp14:editId="698E258E">
             <wp:extent cx="1499616" cy="605536"/>
@@ -8404,7 +8788,7 @@
                     <pic:cNvPicPr/>
                   </pic:nvPicPr>
                   <pic:blipFill>
-                    <a:blip r:embed="rId21" cstate="print">
+                    <a:blip r:embed="rId22" cstate="print">
                       <a:extLst>
                         <a:ext uri="{28A0092B-C50C-407E-A947-70E740481C1C}">
                           <a14:useLocalDpi xmlns:a14="http://schemas.microsoft.com/office/drawing/2010/main" val="0"/>
@@ -8605,7 +8989,7 @@
                     <pic:cNvPicPr/>
                   </pic:nvPicPr>
                   <pic:blipFill>
-                    <a:blip r:embed="rId22" cstate="print">
+                    <a:blip r:embed="rId23" cstate="print">
                       <a:extLst>
                         <a:ext uri="{28A0092B-C50C-407E-A947-70E740481C1C}">
                           <a14:useLocalDpi xmlns:a14="http://schemas.microsoft.com/office/drawing/2010/main" val="0"/>
@@ -8918,7 +9302,7 @@
                     <pic:cNvPicPr/>
                   </pic:nvPicPr>
                   <pic:blipFill>
-                    <a:blip r:embed="rId23" cstate="print">
+                    <a:blip r:embed="rId24" cstate="print">
                       <a:extLst>
                         <a:ext uri="{28A0092B-C50C-407E-A947-70E740481C1C}">
                           <a14:useLocalDpi xmlns:a14="http://schemas.microsoft.com/office/drawing/2010/main" val="0"/>
@@ -9068,7 +9452,7 @@
                     <pic:cNvPicPr/>
                   </pic:nvPicPr>
                   <pic:blipFill>
-                    <a:blip r:embed="rId24" cstate="print">
+                    <a:blip r:embed="rId25" cstate="print">
                       <a:extLst>
                         <a:ext uri="{28A0092B-C50C-407E-A947-70E740481C1C}">
                           <a14:useLocalDpi xmlns:a14="http://schemas.microsoft.com/office/drawing/2010/main" val="0"/>
@@ -9217,7 +9601,7 @@
                     <pic:cNvPicPr/>
                   </pic:nvPicPr>
                   <pic:blipFill>
-                    <a:blip r:embed="rId25" cstate="print">
+                    <a:blip r:embed="rId26" cstate="print">
                       <a:extLst>
                         <a:ext uri="{28A0092B-C50C-407E-A947-70E740481C1C}">
                           <a14:useLocalDpi xmlns:a14="http://schemas.microsoft.com/office/drawing/2010/main" val="0"/>
@@ -9312,7 +9696,6 @@
           <w:sz w:val="24"/>
           <w:szCs w:val="32"/>
         </w:rPr>
-        <w:lastRenderedPageBreak/>
         <w:t>如果考虑单机的续航问题，最大续航时间</w:t>
       </w:r>
       <m:oMath>
@@ -9419,7 +9802,7 @@
                     <pic:cNvPicPr/>
                   </pic:nvPicPr>
                   <pic:blipFill>
-                    <a:blip r:embed="rId26" cstate="print">
+                    <a:blip r:embed="rId27" cstate="print">
                       <a:extLst>
                         <a:ext uri="{28A0092B-C50C-407E-A947-70E740481C1C}">
                           <a14:useLocalDpi xmlns:a14="http://schemas.microsoft.com/office/drawing/2010/main" val="0"/>
@@ -9719,7 +10102,7 @@
                     <pic:cNvPicPr/>
                   </pic:nvPicPr>
                   <pic:blipFill>
-                    <a:blip r:embed="rId27" cstate="print">
+                    <a:blip r:embed="rId28" cstate="print">
                       <a:extLst>
                         <a:ext uri="{28A0092B-C50C-407E-A947-70E740481C1C}">
                           <a14:useLocalDpi xmlns:a14="http://schemas.microsoft.com/office/drawing/2010/main" val="0"/>
@@ -9907,7 +10290,7 @@
                     <pic:cNvPicPr/>
                   </pic:nvPicPr>
                   <pic:blipFill>
-                    <a:blip r:embed="rId28" cstate="print">
+                    <a:blip r:embed="rId29" cstate="print">
                       <a:extLst>
                         <a:ext uri="{28A0092B-C50C-407E-A947-70E740481C1C}">
                           <a14:useLocalDpi xmlns:a14="http://schemas.microsoft.com/office/drawing/2010/main" val="0"/>
@@ -10056,7 +10439,7 @@
                     <pic:cNvPicPr/>
                   </pic:nvPicPr>
                   <pic:blipFill>
-                    <a:blip r:embed="rId29" cstate="print">
+                    <a:blip r:embed="rId30" cstate="print">
                       <a:extLst>
                         <a:ext uri="{28A0092B-C50C-407E-A947-70E740481C1C}">
                           <a14:useLocalDpi xmlns:a14="http://schemas.microsoft.com/office/drawing/2010/main" val="0"/>
@@ -10225,7 +10608,7 @@
                     <pic:cNvPicPr/>
                   </pic:nvPicPr>
                   <pic:blipFill>
-                    <a:blip r:embed="rId30" cstate="print">
+                    <a:blip r:embed="rId31" cstate="print">
                       <a:extLst>
                         <a:ext uri="{28A0092B-C50C-407E-A947-70E740481C1C}">
                           <a14:useLocalDpi xmlns:a14="http://schemas.microsoft.com/office/drawing/2010/main" val="0"/>
@@ -10397,7 +10780,7 @@
                     <pic:cNvPicPr/>
                   </pic:nvPicPr>
                   <pic:blipFill>
-                    <a:blip r:embed="rId31" cstate="print">
+                    <a:blip r:embed="rId32" cstate="print">
                       <a:extLst>
                         <a:ext uri="{28A0092B-C50C-407E-A947-70E740481C1C}">
                           <a14:useLocalDpi xmlns:a14="http://schemas.microsoft.com/office/drawing/2010/main" val="0"/>
@@ -10456,12 +10839,14 @@
     </w:p>
     <w:p>
       <w:pPr>
-        <w:adjustRightInd w:val="0"/>
-        <w:snapToGrid w:val="0"/>
-        <w:spacing w:line="240" w:lineRule="atLeast"/>
+        <w:pStyle w:val="ad"/>
+        <w:adjustRightInd w:val="0"/>
+        <w:snapToGrid w:val="0"/>
+        <w:spacing w:line="240" w:lineRule="atLeast"/>
+        <w:ind w:left="720" w:firstLineChars="0" w:firstLine="0"/>
         <w:jc w:val="center"/>
         <w:rPr>
-          <w:rFonts w:cs="宋体"/>
+          <w:rFonts w:cs="宋体" w:hint="eastAsia"/>
           <w:color w:val="000000" w:themeColor="text1"/>
           <w:kern w:val="0"/>
           <w:sz w:val="24"/>
@@ -10483,6 +10868,109 @@
           <w:szCs w:val="32"/>
         </w:rPr>
       </w:pPr>
+      <w:r>
+        <w:rPr>
+          <w:noProof/>
+        </w:rPr>
+        <w:drawing>
+          <wp:inline distT="0" distB="0" distL="0" distR="0" wp14:anchorId="77DFFE5B" wp14:editId="66DFC46E">
+            <wp:extent cx="5748655" cy="2770505"/>
+            <wp:effectExtent l="0" t="0" r="4445" b="0"/>
+            <wp:docPr id="613674747" name="图片 4"/>
+            <wp:cNvGraphicFramePr>
+              <a:graphicFrameLocks xmlns:a="http://schemas.openxmlformats.org/drawingml/2006/main" noChangeAspect="1"/>
+            </wp:cNvGraphicFramePr>
+            <a:graphic xmlns:a="http://schemas.openxmlformats.org/drawingml/2006/main">
+              <a:graphicData uri="http://schemas.openxmlformats.org/drawingml/2006/picture">
+                <pic:pic xmlns:pic="http://schemas.openxmlformats.org/drawingml/2006/picture">
+                  <pic:nvPicPr>
+                    <pic:cNvPr id="0" name="Picture 4"/>
+                    <pic:cNvPicPr>
+                      <a:picLocks noChangeAspect="1" noChangeArrowheads="1"/>
+                    </pic:cNvPicPr>
+                  </pic:nvPicPr>
+                  <pic:blipFill>
+                    <a:blip r:embed="rId33" cstate="print">
+                      <a:extLst>
+                        <a:ext uri="{28A0092B-C50C-407E-A947-70E740481C1C}">
+                          <a14:useLocalDpi xmlns:a14="http://schemas.microsoft.com/office/drawing/2010/main" val="0"/>
+                        </a:ext>
+                      </a:extLst>
+                    </a:blip>
+                    <a:srcRect/>
+                    <a:stretch>
+                      <a:fillRect/>
+                    </a:stretch>
+                  </pic:blipFill>
+                  <pic:spPr bwMode="auto">
+                    <a:xfrm>
+                      <a:off x="0" y="0"/>
+                      <a:ext cx="5748655" cy="2770505"/>
+                    </a:xfrm>
+                    <a:prstGeom prst="rect">
+                      <a:avLst/>
+                    </a:prstGeom>
+                    <a:noFill/>
+                    <a:ln>
+                      <a:noFill/>
+                    </a:ln>
+                  </pic:spPr>
+                </pic:pic>
+              </a:graphicData>
+            </a:graphic>
+          </wp:inline>
+        </w:drawing>
+      </w:r>
+    </w:p>
+    <w:p>
+      <w:pPr>
+        <w:adjustRightInd w:val="0"/>
+        <w:snapToGrid w:val="0"/>
+        <w:spacing w:line="240" w:lineRule="atLeast"/>
+        <w:jc w:val="center"/>
+        <w:rPr>
+          <w:rFonts w:cs="宋体"/>
+          <w:color w:val="000000" w:themeColor="text1"/>
+          <w:kern w:val="0"/>
+          <w:sz w:val="24"/>
+          <w:szCs w:val="32"/>
+        </w:rPr>
+      </w:pPr>
+      <w:r>
+        <w:rPr>
+          <w:rFonts w:cs="宋体" w:hint="eastAsia"/>
+          <w:color w:val="000000" w:themeColor="text1"/>
+          <w:kern w:val="0"/>
+          <w:sz w:val="24"/>
+          <w:szCs w:val="32"/>
+        </w:rPr>
+        <w:t>图</w:t>
+      </w:r>
+      <w:r>
+        <w:rPr>
+          <w:rFonts w:cs="宋体" w:hint="eastAsia"/>
+          <w:color w:val="000000" w:themeColor="text1"/>
+          <w:kern w:val="0"/>
+          <w:sz w:val="24"/>
+          <w:szCs w:val="32"/>
+        </w:rPr>
+        <w:t>2</w:t>
+      </w:r>
+    </w:p>
+    <w:p>
+      <w:pPr>
+        <w:adjustRightInd w:val="0"/>
+        <w:snapToGrid w:val="0"/>
+        <w:spacing w:line="240" w:lineRule="atLeast"/>
+        <w:jc w:val="center"/>
+        <w:rPr>
+          <w:rFonts w:cs="宋体" w:hint="eastAsia"/>
+          <w:color w:val="000000" w:themeColor="text1"/>
+          <w:kern w:val="0"/>
+          <w:sz w:val="24"/>
+          <w:szCs w:val="32"/>
+        </w:rPr>
+      </w:pPr>
     </w:p>
     <w:p>
       <w:pPr>
@@ -10506,7 +10994,27 @@
           <w:sz w:val="24"/>
           <w:szCs w:val="32"/>
         </w:rPr>
-        <w:t>该结果说明，距离出发位置即无人机基地较远的无人机因航渡损耗时间长，应分配更窄的子区域，反之，距离基地进的无人机可以承担更大的搜索面积。该分配方式旨在有效平衡多机的任务时间，降低系统任务完成时间。</w:t>
+        <w:t>如图所示，图中结果表明了在不同机数下，每架无人机负责不同宽度的条带</w:t>
+      </w:r>
+      <w:r>
+        <w:rPr>
+          <w:rFonts w:cs="宋体" w:hint="eastAsia"/>
+          <w:color w:val="000000" w:themeColor="text1"/>
+          <w:kern w:val="0"/>
+          <w:sz w:val="24"/>
+          <w:szCs w:val="32"/>
+        </w:rPr>
+        <w:t>，</w:t>
+      </w:r>
+      <w:r>
+        <w:rPr>
+          <w:rFonts w:cs="宋体" w:hint="eastAsia"/>
+          <w:color w:val="000000" w:themeColor="text1"/>
+          <w:kern w:val="0"/>
+          <w:sz w:val="24"/>
+          <w:szCs w:val="32"/>
+        </w:rPr>
+        <w:t>距离出发位置即无人机基地较远的无人机因航渡损耗时间长，应分配更窄的子区域，反之，距离基地进的无人机可以承担更大的搜索面积。该分配方式旨在有效平衡多机的任务时间，降低系统任务完成时间。</w:t>
       </w:r>
     </w:p>
     <w:p>
@@ -10547,7 +11055,27 @@
           <w:sz w:val="24"/>
           <w:szCs w:val="32"/>
         </w:rPr>
-        <w:t xml:space="preserve">4.2.6 </w:t>
+        <w:t>4.2.</w:t>
+      </w:r>
+      <w:r>
+        <w:rPr>
+          <w:rFonts w:cs="宋体" w:hint="eastAsia"/>
+          <w:color w:val="000000" w:themeColor="text1"/>
+          <w:kern w:val="0"/>
+          <w:sz w:val="24"/>
+          <w:szCs w:val="32"/>
+        </w:rPr>
+        <w:t>7</w:t>
+      </w:r>
+      <w:r>
+        <w:rPr>
+          <w:rFonts w:cs="宋体" w:hint="eastAsia"/>
+          <w:color w:val="000000" w:themeColor="text1"/>
+          <w:kern w:val="0"/>
+          <w:sz w:val="24"/>
+          <w:szCs w:val="32"/>
+        </w:rPr>
+        <w:t xml:space="preserve"> </w:t>
       </w:r>
       <w:r>
         <w:rPr>
@@ -10582,6 +11110,7 @@
           <w:sz w:val="24"/>
           <w:szCs w:val="32"/>
         </w:rPr>
+        <w:lastRenderedPageBreak/>
         <w:t>对</w:t>
       </w:r>
       <w:r>
@@ -10897,7 +11426,6 @@
           <w:noProof/>
           <w:position w:val="-20"/>
         </w:rPr>
-        <w:lastRenderedPageBreak/>
         <w:drawing>
           <wp:inline distT="0" distB="0" distL="0" distR="0" wp14:anchorId="7FD72A14" wp14:editId="14A0364B">
             <wp:extent cx="3778834" cy="333502"/>
@@ -10914,7 +11442,7 @@
                     <pic:cNvPicPr/>
                   </pic:nvPicPr>
                   <pic:blipFill>
-                    <a:blip r:embed="rId32" cstate="print">
+                    <a:blip r:embed="rId34" cstate="print">
                       <a:extLst>
                         <a:ext uri="{28A0092B-C50C-407E-A947-70E740481C1C}">
                           <a14:useLocalDpi xmlns:a14="http://schemas.microsoft.com/office/drawing/2010/main" val="0"/>
@@ -10958,7 +11486,27 @@
           <w:sz w:val="24"/>
           <w:szCs w:val="32"/>
         </w:rPr>
-        <w:t>4-2-6-1</w:t>
+        <w:t>4-2-</w:t>
+      </w:r>
+      <w:r>
+        <w:rPr>
+          <w:rFonts w:cs="宋体" w:hint="eastAsia"/>
+          <w:color w:val="000000" w:themeColor="text1"/>
+          <w:kern w:val="0"/>
+          <w:sz w:val="24"/>
+          <w:szCs w:val="32"/>
+        </w:rPr>
+        <w:t>7</w:t>
+      </w:r>
+      <w:r>
+        <w:rPr>
+          <w:rFonts w:cs="宋体" w:hint="eastAsia"/>
+          <w:color w:val="000000" w:themeColor="text1"/>
+          <w:kern w:val="0"/>
+          <w:sz w:val="24"/>
+          <w:szCs w:val="32"/>
+        </w:rPr>
+        <w:t>-1</w:t>
       </w:r>
       <w:r>
         <w:rPr>
@@ -11086,7 +11634,7 @@
                     <pic:cNvPicPr/>
                   </pic:nvPicPr>
                   <pic:blipFill>
-                    <a:blip r:embed="rId33" cstate="print">
+                    <a:blip r:embed="rId35" cstate="print">
                       <a:extLst>
                         <a:ext uri="{28A0092B-C50C-407E-A947-70E740481C1C}">
                           <a14:useLocalDpi xmlns:a14="http://schemas.microsoft.com/office/drawing/2010/main" val="0"/>
@@ -11205,7 +11753,7 @@
                     <pic:cNvPicPr/>
                   </pic:nvPicPr>
                   <pic:blipFill>
-                    <a:blip r:embed="rId34" cstate="print">
+                    <a:blip r:embed="rId36" cstate="print">
                       <a:extLst>
                         <a:ext uri="{28A0092B-C50C-407E-A947-70E740481C1C}">
                           <a14:useLocalDpi xmlns:a14="http://schemas.microsoft.com/office/drawing/2010/main" val="0"/>
@@ -11239,7 +11787,27 @@
           <w:sz w:val="24"/>
           <w:szCs w:val="32"/>
         </w:rPr>
-        <w:t xml:space="preserve"> (4-2-6-2</w:t>
+        <w:t xml:space="preserve"> (4-2-</w:t>
+      </w:r>
+      <w:r>
+        <w:rPr>
+          <w:rFonts w:cs="宋体" w:hint="eastAsia"/>
+          <w:color w:val="000000" w:themeColor="text1"/>
+          <w:kern w:val="0"/>
+          <w:sz w:val="24"/>
+          <w:szCs w:val="32"/>
+        </w:rPr>
+        <w:t>7</w:t>
+      </w:r>
+      <w:r>
+        <w:rPr>
+          <w:rFonts w:cs="宋体" w:hint="eastAsia"/>
+          <w:color w:val="000000" w:themeColor="text1"/>
+          <w:kern w:val="0"/>
+          <w:sz w:val="24"/>
+          <w:szCs w:val="32"/>
+        </w:rPr>
+        <w:t>-2</w:t>
       </w:r>
       <w:r>
         <w:rPr>
@@ -11344,7 +11912,7 @@
                     <pic:cNvPicPr/>
                   </pic:nvPicPr>
                   <pic:blipFill>
-                    <a:blip r:embed="rId35" cstate="print">
+                    <a:blip r:embed="rId37" cstate="print">
                       <a:extLst>
                         <a:ext uri="{28A0092B-C50C-407E-A947-70E740481C1C}">
                           <a14:useLocalDpi xmlns:a14="http://schemas.microsoft.com/office/drawing/2010/main" val="0"/>
@@ -11369,6 +11937,36 @@
             </a:graphic>
           </wp:inline>
         </w:drawing>
+      </w:r>
+      <w:r>
+        <w:rPr>
+          <w:rFonts w:cs="宋体" w:hint="eastAsia"/>
+          <w:color w:val="000000" w:themeColor="text1"/>
+          <w:kern w:val="0"/>
+          <w:sz w:val="24"/>
+          <w:szCs w:val="32"/>
+        </w:rPr>
+        <w:t xml:space="preserve"> (4-2-7-</w:t>
+      </w:r>
+      <w:r>
+        <w:rPr>
+          <w:rFonts w:cs="宋体" w:hint="eastAsia"/>
+          <w:color w:val="000000" w:themeColor="text1"/>
+          <w:kern w:val="0"/>
+          <w:sz w:val="24"/>
+          <w:szCs w:val="32"/>
+        </w:rPr>
+        <w:t>3</w:t>
+      </w:r>
+      <w:r>
+        <w:rPr>
+          <w:rFonts w:cs="宋体" w:hint="eastAsia"/>
+          <w:color w:val="000000" w:themeColor="text1"/>
+          <w:kern w:val="0"/>
+          <w:sz w:val="24"/>
+          <w:szCs w:val="32"/>
+        </w:rPr>
+        <w:t>）</w:t>
       </w:r>
     </w:p>
     <w:p>
@@ -11547,7 +12145,27 @@
           <w:sz w:val="24"/>
           <w:szCs w:val="32"/>
         </w:rPr>
-        <w:t xml:space="preserve">.7 </w:t>
+        <w:t>.</w:t>
+      </w:r>
+      <w:r>
+        <w:rPr>
+          <w:rFonts w:cs="宋体" w:hint="eastAsia"/>
+          <w:color w:val="000000" w:themeColor="text1"/>
+          <w:kern w:val="0"/>
+          <w:sz w:val="24"/>
+          <w:szCs w:val="32"/>
+        </w:rPr>
+        <w:t>8</w:t>
+      </w:r>
+      <w:r>
+        <w:rPr>
+          <w:rFonts w:cs="宋体" w:hint="eastAsia"/>
+          <w:color w:val="000000" w:themeColor="text1"/>
+          <w:kern w:val="0"/>
+          <w:sz w:val="24"/>
+          <w:szCs w:val="32"/>
+        </w:rPr>
+        <w:t xml:space="preserve"> </w:t>
       </w:r>
       <w:r>
         <w:rPr>
@@ -12075,7 +12693,7 @@
                     <pic:cNvPicPr/>
                   </pic:nvPicPr>
                   <pic:blipFill>
-                    <a:blip r:embed="rId36" cstate="print">
+                    <a:blip r:embed="rId38" cstate="print">
                       <a:extLst>
                         <a:ext uri="{28A0092B-C50C-407E-A947-70E740481C1C}">
                           <a14:useLocalDpi xmlns:a14="http://schemas.microsoft.com/office/drawing/2010/main" val="0"/>
@@ -12193,7 +12811,7 @@
                     <pic:cNvPicPr/>
                   </pic:nvPicPr>
                   <pic:blipFill>
-                    <a:blip r:embed="rId37" cstate="print">
+                    <a:blip r:embed="rId39" cstate="print">
                       <a:extLst>
                         <a:ext uri="{28A0092B-C50C-407E-A947-70E740481C1C}">
                           <a14:useLocalDpi xmlns:a14="http://schemas.microsoft.com/office/drawing/2010/main" val="0"/>
@@ -12780,7 +13398,7 @@
                     <pic:cNvPicPr/>
                   </pic:nvPicPr>
                   <pic:blipFill>
-                    <a:blip r:embed="rId38" cstate="print">
+                    <a:blip r:embed="rId40" cstate="print">
                       <a:extLst>
                         <a:ext uri="{28A0092B-C50C-407E-A947-70E740481C1C}">
                           <a14:useLocalDpi xmlns:a14="http://schemas.microsoft.com/office/drawing/2010/main" val="0"/>
@@ -13018,7 +13636,7 @@
                     <pic:cNvPicPr/>
                   </pic:nvPicPr>
                   <pic:blipFill>
-                    <a:blip r:embed="rId39" cstate="print">
+                    <a:blip r:embed="rId41" cstate="print">
                       <a:extLst>
                         <a:ext uri="{28A0092B-C50C-407E-A947-70E740481C1C}">
                           <a14:useLocalDpi xmlns:a14="http://schemas.microsoft.com/office/drawing/2010/main" val="0"/>
@@ -13319,7 +13937,7 @@
                     <pic:cNvPicPr/>
                   </pic:nvPicPr>
                   <pic:blipFill>
-                    <a:blip r:embed="rId40" cstate="print">
+                    <a:blip r:embed="rId42" cstate="print">
                       <a:extLst>
                         <a:ext uri="{28A0092B-C50C-407E-A947-70E740481C1C}">
                           <a14:useLocalDpi xmlns:a14="http://schemas.microsoft.com/office/drawing/2010/main" val="0"/>
@@ -13447,7 +14065,7 @@
                     <pic:cNvPicPr/>
                   </pic:nvPicPr>
                   <pic:blipFill>
-                    <a:blip r:embed="rId41" cstate="print">
+                    <a:blip r:embed="rId43" cstate="print">
                       <a:extLst>
                         <a:ext uri="{28A0092B-C50C-407E-A947-70E740481C1C}">
                           <a14:useLocalDpi xmlns:a14="http://schemas.microsoft.com/office/drawing/2010/main" val="0"/>
@@ -13824,7 +14442,7 @@
                     <pic:cNvPicPr/>
                   </pic:nvPicPr>
                   <pic:blipFill>
-                    <a:blip r:embed="rId42" cstate="print">
+                    <a:blip r:embed="rId44" cstate="print">
                       <a:extLst>
                         <a:ext uri="{28A0092B-C50C-407E-A947-70E740481C1C}">
                           <a14:useLocalDpi xmlns:a14="http://schemas.microsoft.com/office/drawing/2010/main" val="0"/>
@@ -13943,7 +14561,7 @@
                     <pic:cNvPicPr/>
                   </pic:nvPicPr>
                   <pic:blipFill>
-                    <a:blip r:embed="rId43" cstate="print">
+                    <a:blip r:embed="rId45" cstate="print">
                       <a:extLst>
                         <a:ext uri="{28A0092B-C50C-407E-A947-70E740481C1C}">
                           <a14:useLocalDpi xmlns:a14="http://schemas.microsoft.com/office/drawing/2010/main" val="0"/>
@@ -14061,7 +14679,7 @@
                     <pic:cNvPicPr/>
                   </pic:nvPicPr>
                   <pic:blipFill>
-                    <a:blip r:embed="rId44" cstate="print">
+                    <a:blip r:embed="rId46" cstate="print">
                       <a:extLst>
                         <a:ext uri="{28A0092B-C50C-407E-A947-70E740481C1C}">
                           <a14:useLocalDpi xmlns:a14="http://schemas.microsoft.com/office/drawing/2010/main" val="0"/>
@@ -14202,7 +14820,7 @@
                     <pic:cNvPicPr/>
                   </pic:nvPicPr>
                   <pic:blipFill>
-                    <a:blip r:embed="rId45" cstate="print">
+                    <a:blip r:embed="rId47" cstate="print">
                       <a:extLst>
                         <a:ext uri="{28A0092B-C50C-407E-A947-70E740481C1C}">
                           <a14:useLocalDpi xmlns:a14="http://schemas.microsoft.com/office/drawing/2010/main" val="0"/>
@@ -14435,7 +15053,7 @@
                     <pic:cNvPicPr/>
                   </pic:nvPicPr>
                   <pic:blipFill>
-                    <a:blip r:embed="rId46" cstate="print">
+                    <a:blip r:embed="rId48" cstate="print">
                       <a:extLst>
                         <a:ext uri="{28A0092B-C50C-407E-A947-70E740481C1C}">
                           <a14:useLocalDpi xmlns:a14="http://schemas.microsoft.com/office/drawing/2010/main" val="0"/>
@@ -14553,7 +15171,7 @@
                     <pic:cNvPicPr/>
                   </pic:nvPicPr>
                   <pic:blipFill>
-                    <a:blip r:embed="rId47" cstate="print">
+                    <a:blip r:embed="rId49" cstate="print">
                       <a:extLst>
                         <a:ext uri="{28A0092B-C50C-407E-A947-70E740481C1C}">
                           <a14:useLocalDpi xmlns:a14="http://schemas.microsoft.com/office/drawing/2010/main" val="0"/>
@@ -15176,7 +15794,7 @@
                     <pic:cNvPicPr/>
                   </pic:nvPicPr>
                   <pic:blipFill>
-                    <a:blip r:embed="rId48" cstate="print">
+                    <a:blip r:embed="rId50" cstate="print">
                       <a:extLst>
                         <a:ext uri="{28A0092B-C50C-407E-A947-70E740481C1C}">
                           <a14:useLocalDpi xmlns:a14="http://schemas.microsoft.com/office/drawing/2010/main" val="0"/>
@@ -15380,7 +15998,7 @@
                     <pic:cNvPicPr/>
                   </pic:nvPicPr>
                   <pic:blipFill>
-                    <a:blip r:embed="rId49" cstate="print">
+                    <a:blip r:embed="rId51" cstate="print">
                       <a:extLst>
                         <a:ext uri="{28A0092B-C50C-407E-A947-70E740481C1C}">
                           <a14:useLocalDpi xmlns:a14="http://schemas.microsoft.com/office/drawing/2010/main" val="0"/>
@@ -15559,7 +16177,7 @@
                     <pic:cNvPicPr/>
                   </pic:nvPicPr>
                   <pic:blipFill>
-                    <a:blip r:embed="rId50" cstate="print">
+                    <a:blip r:embed="rId52" cstate="print">
                       <a:extLst>
                         <a:ext uri="{28A0092B-C50C-407E-A947-70E740481C1C}">
                           <a14:useLocalDpi xmlns:a14="http://schemas.microsoft.com/office/drawing/2010/main" val="0"/>
@@ -16671,7 +17289,7 @@
                     <pic:cNvPicPr/>
                   </pic:nvPicPr>
                   <pic:blipFill>
-                    <a:blip r:embed="rId51" cstate="print">
+                    <a:blip r:embed="rId53" cstate="print">
                       <a:extLst>
                         <a:ext uri="{28A0092B-C50C-407E-A947-70E740481C1C}">
                           <a14:useLocalDpi xmlns:a14="http://schemas.microsoft.com/office/drawing/2010/main" val="0"/>
@@ -17156,7 +17774,7 @@
                     <pic:cNvPicPr/>
                   </pic:nvPicPr>
                   <pic:blipFill>
-                    <a:blip r:embed="rId52" cstate="print">
+                    <a:blip r:embed="rId54" cstate="print">
                       <a:extLst>
                         <a:ext uri="{28A0092B-C50C-407E-A947-70E740481C1C}">
                           <a14:useLocalDpi xmlns:a14="http://schemas.microsoft.com/office/drawing/2010/main" val="0"/>
@@ -17851,7 +18469,7 @@
                     <pic:cNvPicPr/>
                   </pic:nvPicPr>
                   <pic:blipFill>
-                    <a:blip r:embed="rId53" cstate="print">
+                    <a:blip r:embed="rId55" cstate="print">
                       <a:extLst>
                         <a:ext uri="{28A0092B-C50C-407E-A947-70E740481C1C}">
                           <a14:useLocalDpi xmlns:a14="http://schemas.microsoft.com/office/drawing/2010/main" val="0"/>
@@ -17954,7 +18572,7 @@
                     <pic:cNvPicPr/>
                   </pic:nvPicPr>
                   <pic:blipFill>
-                    <a:blip r:embed="rId54" cstate="print">
+                    <a:blip r:embed="rId56" cstate="print">
                       <a:extLst>
                         <a:ext uri="{28A0092B-C50C-407E-A947-70E740481C1C}">
                           <a14:useLocalDpi xmlns:a14="http://schemas.microsoft.com/office/drawing/2010/main" val="0"/>
@@ -18057,7 +18675,7 @@
                     <pic:cNvPicPr/>
                   </pic:nvPicPr>
                   <pic:blipFill>
-                    <a:blip r:embed="rId55" cstate="print">
+                    <a:blip r:embed="rId57" cstate="print">
                       <a:extLst>
                         <a:ext uri="{28A0092B-C50C-407E-A947-70E740481C1C}">
                           <a14:useLocalDpi xmlns:a14="http://schemas.microsoft.com/office/drawing/2010/main" val="0"/>
@@ -18231,7 +18849,7 @@
                     <pic:cNvPicPr/>
                   </pic:nvPicPr>
                   <pic:blipFill>
-                    <a:blip r:embed="rId56" cstate="print">
+                    <a:blip r:embed="rId58" cstate="print">
                       <a:extLst>
                         <a:ext uri="{28A0092B-C50C-407E-A947-70E740481C1C}">
                           <a14:useLocalDpi xmlns:a14="http://schemas.microsoft.com/office/drawing/2010/main" val="0"/>
@@ -18337,7 +18955,7 @@
                     <pic:cNvPicPr/>
                   </pic:nvPicPr>
                   <pic:blipFill>
-                    <a:blip r:embed="rId57" cstate="print">
+                    <a:blip r:embed="rId59" cstate="print">
                       <a:extLst>
                         <a:ext uri="{28A0092B-C50C-407E-A947-70E740481C1C}">
                           <a14:useLocalDpi xmlns:a14="http://schemas.microsoft.com/office/drawing/2010/main" val="0"/>
@@ -18611,7 +19229,7 @@
                     <pic:cNvPicPr/>
                   </pic:nvPicPr>
                   <pic:blipFill>
-                    <a:blip r:embed="rId58" cstate="print">
+                    <a:blip r:embed="rId60" cstate="print">
                       <a:extLst>
                         <a:ext uri="{28A0092B-C50C-407E-A947-70E740481C1C}">
                           <a14:useLocalDpi xmlns:a14="http://schemas.microsoft.com/office/drawing/2010/main" val="0"/>
@@ -19665,7 +20283,7 @@
                     <pic:cNvPicPr/>
                   </pic:nvPicPr>
                   <pic:blipFill>
-                    <a:blip r:embed="rId59" cstate="print">
+                    <a:blip r:embed="rId61" cstate="print">
                       <a:extLst>
                         <a:ext uri="{28A0092B-C50C-407E-A947-70E740481C1C}">
                           <a14:useLocalDpi xmlns:a14="http://schemas.microsoft.com/office/drawing/2010/main" val="0"/>
@@ -19910,7 +20528,7 @@
                     <pic:cNvPicPr/>
                   </pic:nvPicPr>
                   <pic:blipFill>
-                    <a:blip r:embed="rId60" cstate="print">
+                    <a:blip r:embed="rId62" cstate="print">
                       <a:extLst>
                         <a:ext uri="{28A0092B-C50C-407E-A947-70E740481C1C}">
                           <a14:useLocalDpi xmlns:a14="http://schemas.microsoft.com/office/drawing/2010/main" val="0"/>
@@ -20699,7 +21317,7 @@
                     <pic:cNvPicPr/>
                   </pic:nvPicPr>
                   <pic:blipFill>
-                    <a:blip r:embed="rId61" cstate="print">
+                    <a:blip r:embed="rId63" cstate="print">
                       <a:extLst>
                         <a:ext uri="{28A0092B-C50C-407E-A947-70E740481C1C}">
                           <a14:useLocalDpi xmlns:a14="http://schemas.microsoft.com/office/drawing/2010/main" val="0"/>
@@ -20953,7 +21571,7 @@
                     <pic:cNvPicPr/>
                   </pic:nvPicPr>
                   <pic:blipFill>
-                    <a:blip r:embed="rId62" cstate="print">
+                    <a:blip r:embed="rId64" cstate="print">
                       <a:extLst>
                         <a:ext uri="{28A0092B-C50C-407E-A947-70E740481C1C}">
                           <a14:useLocalDpi xmlns:a14="http://schemas.microsoft.com/office/drawing/2010/main" val="0"/>
@@ -21309,7 +21927,7 @@
                     <pic:cNvPicPr/>
                   </pic:nvPicPr>
                   <pic:blipFill>
-                    <a:blip r:embed="rId63" cstate="print">
+                    <a:blip r:embed="rId65" cstate="print">
                       <a:extLst>
                         <a:ext uri="{28A0092B-C50C-407E-A947-70E740481C1C}">
                           <a14:useLocalDpi xmlns:a14="http://schemas.microsoft.com/office/drawing/2010/main" val="0"/>
@@ -21642,7 +22260,7 @@
           <w:position w:val="-14"/>
         </w:rPr>
         <w:drawing>
-          <wp:inline distT="0" distB="0" distL="0" distR="0" wp14:anchorId="42EA3B96" wp14:editId="0243F79E">
+          <wp:inline distT="0" distB="0" distL="0" distR="0" wp14:anchorId="42EA3B96" wp14:editId="06DC4DE0">
             <wp:extent cx="818896" cy="227584"/>
             <wp:effectExtent l="0" t="0" r="0" b="0"/>
             <wp:docPr id="244166022" name="Picture 1" descr="{&quot;mathml&quot;:&quot;&lt;math style=\&quot;font-family:stix;font-size:16px;\&quot; xmlns=\&quot;http://www.w3.org/1998/Math/MathML\&quot;&gt;&lt;msub&gt;&lt;mi&gt;d&lt;/mi&gt;&lt;mi&gt;t&lt;/mi&gt;&lt;/msub&gt;&lt;mo&gt;=&lt;/mo&gt;&lt;msub&gt;&lt;mi&gt;v&lt;/mi&gt;&lt;mi&gt;t&lt;/mi&gt;&lt;/msub&gt;&lt;mo&gt;&amp;#x2206;&lt;/mo&gt;&lt;mi&gt;t&lt;/mi&gt;&lt;/math&gt;&quot;,&quot;origin&quot;:&quot;MathType Legacy&quot;,&quot;version&quot;:&quot;v3.23.0&quot;}" title="d 下标 t 等于 v 下标 t 增量 t"/>
@@ -21657,7 +22275,7 @@
                     <pic:cNvPicPr/>
                   </pic:nvPicPr>
                   <pic:blipFill>
-                    <a:blip r:embed="rId64" cstate="print">
+                    <a:blip r:embed="rId66" cstate="print">
                       <a:extLst>
                         <a:ext uri="{28A0092B-C50C-407E-A947-70E740481C1C}">
                           <a14:useLocalDpi xmlns:a14="http://schemas.microsoft.com/office/drawing/2010/main" val="0"/>
@@ -21776,7 +22394,7 @@
                     <pic:cNvPicPr/>
                   </pic:nvPicPr>
                   <pic:blipFill>
-                    <a:blip r:embed="rId65" cstate="print">
+                    <a:blip r:embed="rId67" cstate="print">
                       <a:extLst>
                         <a:ext uri="{28A0092B-C50C-407E-A947-70E740481C1C}">
                           <a14:useLocalDpi xmlns:a14="http://schemas.microsoft.com/office/drawing/2010/main" val="0"/>
@@ -22053,7 +22671,7 @@
                     <pic:cNvPicPr/>
                   </pic:nvPicPr>
                   <pic:blipFill>
-                    <a:blip r:embed="rId66" cstate="print">
+                    <a:blip r:embed="rId68" cstate="print">
                       <a:extLst>
                         <a:ext uri="{28A0092B-C50C-407E-A947-70E740481C1C}">
                           <a14:useLocalDpi xmlns:a14="http://schemas.microsoft.com/office/drawing/2010/main" val="0"/>
@@ -22286,7 +22904,7 @@
                     <pic:cNvPicPr/>
                   </pic:nvPicPr>
                   <pic:blipFill>
-                    <a:blip r:embed="rId67" cstate="print">
+                    <a:blip r:embed="rId69" cstate="print">
                       <a:extLst>
                         <a:ext uri="{28A0092B-C50C-407E-A947-70E740481C1C}">
                           <a14:useLocalDpi xmlns:a14="http://schemas.microsoft.com/office/drawing/2010/main" val="0"/>
@@ -22406,7 +23024,7 @@
                     <pic:cNvPicPr/>
                   </pic:nvPicPr>
                   <pic:blipFill>
-                    <a:blip r:embed="rId68" cstate="print">
+                    <a:blip r:embed="rId70" cstate="print">
                       <a:extLst>
                         <a:ext uri="{28A0092B-C50C-407E-A947-70E740481C1C}">
                           <a14:useLocalDpi xmlns:a14="http://schemas.microsoft.com/office/drawing/2010/main" val="0"/>
@@ -22697,6 +23315,345 @@
         <w:spacing w:line="240" w:lineRule="atLeast"/>
         <w:ind w:firstLineChars="200" w:firstLine="480"/>
         <w:rPr>
+          <w:rFonts w:cs="宋体" w:hint="eastAsia"/>
+          <w:color w:val="000000" w:themeColor="text1"/>
+          <w:kern w:val="0"/>
+          <w:sz w:val="24"/>
+          <w:szCs w:val="32"/>
+        </w:rPr>
+      </w:pPr>
+      <w:r>
+        <w:rPr>
+          <w:rFonts w:cs="宋体" w:hint="eastAsia"/>
+          <w:color w:val="000000" w:themeColor="text1"/>
+          <w:kern w:val="0"/>
+          <w:sz w:val="24"/>
+          <w:szCs w:val="32"/>
+        </w:rPr>
+        <w:t>由</w:t>
+      </w:r>
+      <w:r>
+        <w:rPr>
+          <w:rFonts w:cs="宋体"/>
+          <w:color w:val="000000" w:themeColor="text1"/>
+          <w:kern w:val="0"/>
+          <w:sz w:val="24"/>
+          <w:szCs w:val="32"/>
+        </w:rPr>
+        <w:t>于本文前文已假设无人机搭载侦察设备，在有效搜索带宽内具有较稳定的目标发现能</w:t>
+      </w:r>
+      <w:r>
+        <w:rPr>
+          <w:rFonts w:cs="宋体"/>
+          <w:color w:val="000000" w:themeColor="text1"/>
+          <w:kern w:val="0"/>
+          <w:sz w:val="24"/>
+          <w:szCs w:val="32"/>
+          <w:highlight w:val="yellow"/>
+        </w:rPr>
+        <w:t>力，同时题目所给</w:t>
+      </w:r>
+      <w:r>
+        <w:rPr>
+          <w:rFonts w:cs="宋体"/>
+          <w:color w:val="000000" w:themeColor="text1"/>
+          <w:kern w:val="0"/>
+          <w:sz w:val="24"/>
+          <w:szCs w:val="32"/>
+          <w:highlight w:val="yellow"/>
+        </w:rPr>
+        <w:t xml:space="preserve"> BZK-005 </w:t>
+      </w:r>
+      <w:r>
+        <w:rPr>
+          <w:rFonts w:cs="宋体"/>
+          <w:color w:val="000000" w:themeColor="text1"/>
+          <w:kern w:val="0"/>
+          <w:sz w:val="24"/>
+          <w:szCs w:val="32"/>
+          <w:highlight w:val="yellow"/>
+        </w:rPr>
+        <w:t>具备较强空中侦察性能，因此在粒子蒙特卡洛仿真中，本文取</w:t>
+      </w:r>
+      <w:r>
+        <w:rPr>
+          <w:rFonts w:cs="宋体"/>
+          <w:color w:val="000000" w:themeColor="text1"/>
+          <w:kern w:val="0"/>
+          <w:sz w:val="24"/>
+          <w:szCs w:val="32"/>
+          <w:highlight w:val="yellow"/>
+        </w:rPr>
+        <w:t xml:space="preserve"> </w:t>
+      </w:r>
+      <m:oMath>
+        <m:sSub>
+          <m:sSubPr>
+            <m:ctrlPr>
+              <w:rPr>
+                <w:rFonts w:ascii="Cambria Math" w:hAnsi="Cambria Math" w:cs="宋体"/>
+                <w:color w:val="000000" w:themeColor="text1"/>
+                <w:kern w:val="0"/>
+                <w:sz w:val="24"/>
+                <w:szCs w:val="32"/>
+                <w:highlight w:val="yellow"/>
+              </w:rPr>
+            </m:ctrlPr>
+          </m:sSubPr>
+          <m:e>
+            <m:r>
+              <w:rPr>
+                <w:rFonts w:ascii="Cambria Math" w:hAnsi="Cambria Math" w:cs="宋体"/>
+                <w:color w:val="000000" w:themeColor="text1"/>
+                <w:kern w:val="0"/>
+                <w:sz w:val="24"/>
+                <w:szCs w:val="32"/>
+                <w:highlight w:val="yellow"/>
+              </w:rPr>
+              <m:t>p</m:t>
+            </m:r>
+          </m:e>
+          <m:sub>
+            <m:r>
+              <w:rPr>
+                <w:rFonts w:ascii="Cambria Math" w:hAnsi="Cambria Math" w:cs="宋体"/>
+                <w:color w:val="000000" w:themeColor="text1"/>
+                <w:kern w:val="0"/>
+                <w:sz w:val="24"/>
+                <w:szCs w:val="32"/>
+                <w:highlight w:val="yellow"/>
+              </w:rPr>
+              <m:t>d</m:t>
+            </m:r>
+          </m:sub>
+        </m:sSub>
+        <m:r>
+          <w:rPr>
+            <w:rFonts w:ascii="Cambria Math" w:hAnsi="Cambria Math" w:cs="宋体"/>
+            <w:color w:val="000000" w:themeColor="text1"/>
+            <w:kern w:val="0"/>
+            <w:sz w:val="24"/>
+            <w:szCs w:val="32"/>
+            <w:highlight w:val="yellow"/>
+          </w:rPr>
+          <m:t>=0.9</m:t>
+        </m:r>
+      </m:oMath>
+      <w:r>
+        <w:rPr>
+          <w:rFonts w:cs="宋体"/>
+          <w:color w:val="000000" w:themeColor="text1"/>
+          <w:kern w:val="0"/>
+          <w:sz w:val="24"/>
+          <w:szCs w:val="32"/>
+          <w:highlight w:val="yellow"/>
+        </w:rPr>
+        <w:t>作为基准值，即在每个离散步长</w:t>
+      </w:r>
+      <w:r>
+        <w:rPr>
+          <w:rFonts w:cs="宋体"/>
+          <w:color w:val="000000" w:themeColor="text1"/>
+          <w:kern w:val="0"/>
+          <w:sz w:val="24"/>
+          <w:szCs w:val="32"/>
+          <w:highlight w:val="yellow"/>
+        </w:rPr>
+        <w:t xml:space="preserve"> </w:t>
+      </w:r>
+      <m:oMath>
+        <m:r>
+          <m:rPr>
+            <m:sty m:val="p"/>
+          </m:rPr>
+          <w:rPr>
+            <w:rFonts w:ascii="Cambria Math" w:hAnsi="Cambria Math" w:cs="宋体"/>
+            <w:color w:val="000000" w:themeColor="text1"/>
+            <w:kern w:val="0"/>
+            <w:sz w:val="24"/>
+            <w:szCs w:val="32"/>
+            <w:highlight w:val="yellow"/>
+          </w:rPr>
+          <m:t>Δ</m:t>
+        </m:r>
+        <m:r>
+          <w:rPr>
+            <w:rFonts w:ascii="Cambria Math" w:hAnsi="Cambria Math" w:cs="宋体"/>
+            <w:color w:val="000000" w:themeColor="text1"/>
+            <w:kern w:val="0"/>
+            <w:sz w:val="24"/>
+            <w:szCs w:val="32"/>
+            <w:highlight w:val="yellow"/>
+          </w:rPr>
+          <m:t>t=0.01</m:t>
+        </m:r>
+        <m:r>
+          <m:rPr>
+            <m:nor/>
+          </m:rPr>
+          <w:rPr>
+            <w:rFonts w:cs="宋体"/>
+            <w:color w:val="000000" w:themeColor="text1"/>
+            <w:kern w:val="0"/>
+            <w:sz w:val="24"/>
+            <w:szCs w:val="32"/>
+            <w:highlight w:val="yellow"/>
+          </w:rPr>
+          <m:t xml:space="preserve"> h</m:t>
+        </m:r>
+      </m:oMath>
+      <w:r>
+        <w:rPr>
+          <w:rFonts w:cs="宋体"/>
+          <w:color w:val="000000" w:themeColor="text1"/>
+          <w:kern w:val="0"/>
+          <w:sz w:val="24"/>
+          <w:szCs w:val="32"/>
+          <w:highlight w:val="yellow"/>
+        </w:rPr>
+        <w:t>内，对所有进入当前扫描区域的粒子，按</w:t>
+      </w:r>
+      <w:r>
+        <w:rPr>
+          <w:rFonts w:cs="宋体"/>
+          <w:color w:val="000000" w:themeColor="text1"/>
+          <w:kern w:val="0"/>
+          <w:sz w:val="24"/>
+          <w:szCs w:val="32"/>
+          <w:highlight w:val="yellow"/>
+        </w:rPr>
+        <w:t xml:space="preserve"> </w:t>
+      </w:r>
+      <m:oMath>
+        <m:r>
+          <w:rPr>
+            <w:rFonts w:ascii="Cambria Math" w:hAnsi="Cambria Math" w:cs="宋体"/>
+            <w:color w:val="000000" w:themeColor="text1"/>
+            <w:kern w:val="0"/>
+            <w:sz w:val="24"/>
+            <w:szCs w:val="32"/>
+            <w:highlight w:val="yellow"/>
+          </w:rPr>
+          <m:t>90</m:t>
+        </m:r>
+        <m:r>
+          <m:rPr>
+            <m:sty m:val="p"/>
+          </m:rPr>
+          <w:rPr>
+            <w:rFonts w:ascii="Cambria Math" w:hAnsi="Cambria Math" w:cs="宋体"/>
+            <w:color w:val="000000" w:themeColor="text1"/>
+            <w:kern w:val="0"/>
+            <w:sz w:val="24"/>
+            <w:szCs w:val="32"/>
+            <w:highlight w:val="yellow"/>
+          </w:rPr>
+          <m:t>%</m:t>
+        </m:r>
+      </m:oMath>
+      <w:r>
+        <w:rPr>
+          <w:rFonts w:cs="宋体"/>
+          <w:color w:val="000000" w:themeColor="text1"/>
+          <w:kern w:val="0"/>
+          <w:sz w:val="24"/>
+          <w:szCs w:val="32"/>
+        </w:rPr>
+        <w:t>的概率予以剔除；未被剔除的粒子则保留到下一时刻继续运动与判定。需要说明的是，这里的</w:t>
+      </w:r>
+      <w:r>
+        <w:rPr>
+          <w:rFonts w:cs="宋体"/>
+          <w:color w:val="000000" w:themeColor="text1"/>
+          <w:kern w:val="0"/>
+          <w:sz w:val="24"/>
+          <w:szCs w:val="32"/>
+        </w:rPr>
+        <w:t xml:space="preserve"> </w:t>
+      </w:r>
+      <m:oMath>
+        <m:r>
+          <w:rPr>
+            <w:rFonts w:ascii="Cambria Math" w:hAnsi="Cambria Math" w:cs="宋体"/>
+            <w:color w:val="000000" w:themeColor="text1"/>
+            <w:kern w:val="0"/>
+            <w:sz w:val="24"/>
+            <w:szCs w:val="32"/>
+          </w:rPr>
+          <m:t>90</m:t>
+        </m:r>
+        <m:r>
+          <m:rPr>
+            <m:sty m:val="p"/>
+          </m:rPr>
+          <w:rPr>
+            <w:rFonts w:ascii="Cambria Math" w:hAnsi="Cambria Math" w:cs="宋体"/>
+            <w:color w:val="000000" w:themeColor="text1"/>
+            <w:kern w:val="0"/>
+            <w:sz w:val="24"/>
+            <w:szCs w:val="32"/>
+          </w:rPr>
+          <m:t>%</m:t>
+        </m:r>
+      </m:oMath>
+      <w:r>
+        <w:rPr>
+          <w:rFonts w:cs="宋体"/>
+          <w:color w:val="000000" w:themeColor="text1"/>
+          <w:kern w:val="0"/>
+          <w:sz w:val="24"/>
+          <w:szCs w:val="32"/>
+        </w:rPr>
+        <w:t>是针对</w:t>
+      </w:r>
+      <w:r>
+        <w:rPr>
+          <w:rFonts w:cs="宋体"/>
+          <w:color w:val="000000" w:themeColor="text1"/>
+          <w:kern w:val="0"/>
+          <w:sz w:val="24"/>
+          <w:szCs w:val="32"/>
+        </w:rPr>
+        <w:t>“</w:t>
+      </w:r>
+      <w:r>
+        <w:rPr>
+          <w:rFonts w:cs="宋体"/>
+          <w:color w:val="000000" w:themeColor="text1"/>
+          <w:kern w:val="0"/>
+          <w:sz w:val="24"/>
+          <w:szCs w:val="32"/>
+        </w:rPr>
+        <w:t>进入当前扫描区域的粒子</w:t>
+      </w:r>
+      <w:r>
+        <w:rPr>
+          <w:rFonts w:cs="宋体"/>
+          <w:color w:val="000000" w:themeColor="text1"/>
+          <w:kern w:val="0"/>
+          <w:sz w:val="24"/>
+          <w:szCs w:val="32"/>
+        </w:rPr>
+        <w:t>”</w:t>
+      </w:r>
+      <w:r>
+        <w:rPr>
+          <w:rFonts w:cs="宋体"/>
+          <w:color w:val="000000" w:themeColor="text1"/>
+          <w:kern w:val="0"/>
+          <w:sz w:val="24"/>
+          <w:szCs w:val="32"/>
+        </w:rPr>
+        <w:t>而言，而非对全体粒子统一按比例删除，从而保证粒子剔除机制与无人机局部扫描过程相一致。</w:t>
+      </w:r>
+    </w:p>
+    <w:p>
+      <w:pPr>
+        <w:adjustRightInd w:val="0"/>
+        <w:snapToGrid w:val="0"/>
+        <w:spacing w:line="240" w:lineRule="atLeast"/>
+        <w:ind w:firstLineChars="200" w:firstLine="480"/>
+        <w:rPr>
           <w:rFonts w:cs="宋体"/>
           <w:color w:val="000000" w:themeColor="text1"/>
           <w:kern w:val="0"/>
@@ -23036,7 +23993,7 @@
                     <pic:cNvPicPr/>
                   </pic:nvPicPr>
                   <pic:blipFill>
-                    <a:blip r:embed="rId69" cstate="print">
+                    <a:blip r:embed="rId71" cstate="print">
                       <a:extLst>
                         <a:ext uri="{28A0092B-C50C-407E-A947-70E740481C1C}">
                           <a14:useLocalDpi xmlns:a14="http://schemas.microsoft.com/office/drawing/2010/main" val="0"/>
@@ -23497,7 +24454,7 @@
                     <pic:cNvPicPr/>
                   </pic:nvPicPr>
                   <pic:blipFill>
-                    <a:blip r:embed="rId70" cstate="print">
+                    <a:blip r:embed="rId72" cstate="print">
                       <a:extLst>
                         <a:ext uri="{28A0092B-C50C-407E-A947-70E740481C1C}">
                           <a14:useLocalDpi xmlns:a14="http://schemas.microsoft.com/office/drawing/2010/main" val="0"/>
@@ -23783,6 +24740,7 @@
           <w:noProof/>
           <w:position w:val="-37"/>
         </w:rPr>
+        <w:lastRenderedPageBreak/>
         <w:drawing>
           <wp:inline distT="0" distB="0" distL="0" distR="0" wp14:anchorId="589C3BBE" wp14:editId="396DD8D0">
             <wp:extent cx="881888" cy="609600"/>
@@ -23799,7 +24757,7 @@
                     <pic:cNvPicPr/>
                   </pic:nvPicPr>
                   <pic:blipFill>
-                    <a:blip r:embed="rId71" cstate="print">
+                    <a:blip r:embed="rId73" cstate="print">
                       <a:extLst>
                         <a:ext uri="{28A0092B-C50C-407E-A947-70E740481C1C}">
                           <a14:useLocalDpi xmlns:a14="http://schemas.microsoft.com/office/drawing/2010/main" val="0"/>
@@ -23936,7 +24894,6 @@
           <w:sz w:val="24"/>
           <w:szCs w:val="32"/>
         </w:rPr>
-        <w:lastRenderedPageBreak/>
         <w:t>4.5.6</w:t>
       </w:r>
       <w:r>
@@ -24920,7 +25877,7 @@
                     <pic:cNvPicPr/>
                   </pic:nvPicPr>
                   <pic:blipFill>
-                    <a:blip r:embed="rId72" cstate="print">
+                    <a:blip r:embed="rId74" cstate="print">
                       <a:extLst>
                         <a:ext uri="{28A0092B-C50C-407E-A947-70E740481C1C}">
                           <a14:useLocalDpi xmlns:a14="http://schemas.microsoft.com/office/drawing/2010/main" val="0"/>
@@ -25177,7 +26134,7 @@
                     <pic:cNvPicPr/>
                   </pic:nvPicPr>
                   <pic:blipFill>
-                    <a:blip r:embed="rId73" cstate="print">
+                    <a:blip r:embed="rId75" cstate="print">
                       <a:extLst>
                         <a:ext uri="{28A0092B-C50C-407E-A947-70E740481C1C}">
                           <a14:useLocalDpi xmlns:a14="http://schemas.microsoft.com/office/drawing/2010/main" val="0"/>
@@ -25423,6 +26380,7 @@
           <w:noProof/>
           <w:position w:val="-33"/>
         </w:rPr>
+        <w:lastRenderedPageBreak/>
         <w:drawing>
           <wp:inline distT="0" distB="0" distL="0" distR="0" wp14:anchorId="48A50A8B" wp14:editId="46F6E01A">
             <wp:extent cx="3221668" cy="578358"/>
@@ -25439,7 +26397,7 @@
                     <pic:cNvPicPr/>
                   </pic:nvPicPr>
                   <pic:blipFill>
-                    <a:blip r:embed="rId74" cstate="print">
+                    <a:blip r:embed="rId76" cstate="print">
                       <a:extLst>
                         <a:ext uri="{28A0092B-C50C-407E-A947-70E740481C1C}">
                           <a14:useLocalDpi xmlns:a14="http://schemas.microsoft.com/office/drawing/2010/main" val="0"/>
@@ -25750,7 +26708,7 @@
                     <pic:cNvPicPr/>
                   </pic:nvPicPr>
                   <pic:blipFill>
-                    <a:blip r:embed="rId75" cstate="print">
+                    <a:blip r:embed="rId77" cstate="print">
                       <a:extLst>
                         <a:ext uri="{28A0092B-C50C-407E-A947-70E740481C1C}">
                           <a14:useLocalDpi xmlns:a14="http://schemas.microsoft.com/office/drawing/2010/main" val="0"/>
@@ -26032,7 +26990,7 @@
                     <pic:cNvPicPr/>
                   </pic:nvPicPr>
                   <pic:blipFill>
-                    <a:blip r:embed="rId76" cstate="print">
+                    <a:blip r:embed="rId78" cstate="print">
                       <a:extLst>
                         <a:ext uri="{28A0092B-C50C-407E-A947-70E740481C1C}">
                           <a14:useLocalDpi xmlns:a14="http://schemas.microsoft.com/office/drawing/2010/main" val="0"/>
@@ -26379,6 +27337,2142 @@
           <w:szCs w:val="32"/>
         </w:rPr>
       </w:pPr>
+      <w:r>
+        <w:rPr>
+          <w:rFonts w:cs="宋体" w:hint="eastAsia"/>
+          <w:color w:val="000000" w:themeColor="text1"/>
+          <w:kern w:val="0"/>
+          <w:sz w:val="24"/>
+          <w:szCs w:val="32"/>
+        </w:rPr>
+        <w:t xml:space="preserve">4.6 </w:t>
+      </w:r>
+      <w:r>
+        <w:rPr>
+          <w:rFonts w:cs="宋体" w:hint="eastAsia"/>
+          <w:color w:val="000000" w:themeColor="text1"/>
+          <w:kern w:val="0"/>
+          <w:sz w:val="24"/>
+          <w:szCs w:val="32"/>
+        </w:rPr>
+        <w:t>误差分析</w:t>
+      </w:r>
+    </w:p>
+    <w:p>
+      <w:pPr>
+        <w:adjustRightInd w:val="0"/>
+        <w:snapToGrid w:val="0"/>
+        <w:spacing w:line="240" w:lineRule="atLeast"/>
+        <w:ind w:firstLineChars="200" w:firstLine="480"/>
+        <w:rPr>
+          <w:rFonts w:cs="宋体"/>
+          <w:color w:val="000000" w:themeColor="text1"/>
+          <w:kern w:val="0"/>
+          <w:sz w:val="24"/>
+          <w:szCs w:val="32"/>
+        </w:rPr>
+      </w:pPr>
+      <w:r>
+        <w:rPr>
+          <w:rFonts w:cs="宋体" w:hint="eastAsia"/>
+          <w:color w:val="000000" w:themeColor="text1"/>
+          <w:kern w:val="0"/>
+          <w:sz w:val="24"/>
+          <w:szCs w:val="32"/>
+        </w:rPr>
+        <w:t>本文针对海上机动目标搜索问题，建立了局部平面化处理模型、条带覆盖模型、马尔可夫概率更新模型、动态路径规划模型和粒</w:t>
+      </w:r>
+      <w:r>
+        <w:rPr>
+          <w:rFonts w:cs="宋体"/>
+          <w:color w:val="000000" w:themeColor="text1"/>
+          <w:kern w:val="0"/>
+          <w:sz w:val="24"/>
+          <w:szCs w:val="32"/>
+        </w:rPr>
+        <w:t>子蒙特卡洛仿真评价模型</w:t>
+      </w:r>
+      <w:r>
+        <w:rPr>
+          <w:rFonts w:cs="宋体" w:hint="eastAsia"/>
+          <w:color w:val="000000" w:themeColor="text1"/>
+          <w:kern w:val="0"/>
+          <w:sz w:val="24"/>
+          <w:szCs w:val="32"/>
+        </w:rPr>
+        <w:t>，以此来求解无人机调用数量、搜索路径、任务完成时间的问题。由于题目中对于未给出变量参数可以根据实际情况进行自行设定，故而模型求解过程中必然会引入集合近似误差、离散化误差、参数设定误差和理想化假设误差。接下来我们对模型误差进行分析。</w:t>
+      </w:r>
+    </w:p>
+    <w:p>
+      <w:pPr>
+        <w:adjustRightInd w:val="0"/>
+        <w:snapToGrid w:val="0"/>
+        <w:spacing w:line="240" w:lineRule="atLeast"/>
+        <w:ind w:firstLineChars="200" w:firstLine="480"/>
+        <w:rPr>
+          <w:rFonts w:cs="宋体" w:hint="eastAsia"/>
+          <w:color w:val="000000" w:themeColor="text1"/>
+          <w:kern w:val="0"/>
+          <w:sz w:val="24"/>
+          <w:szCs w:val="32"/>
+        </w:rPr>
+      </w:pPr>
+    </w:p>
+    <w:p>
+      <w:pPr>
+        <w:adjustRightInd w:val="0"/>
+        <w:snapToGrid w:val="0"/>
+        <w:spacing w:line="240" w:lineRule="atLeast"/>
+        <w:ind w:firstLineChars="200" w:firstLine="480"/>
+        <w:rPr>
+          <w:rFonts w:cs="宋体"/>
+          <w:color w:val="000000" w:themeColor="text1"/>
+          <w:kern w:val="0"/>
+          <w:sz w:val="24"/>
+          <w:szCs w:val="32"/>
+        </w:rPr>
+      </w:pPr>
+      <w:r>
+        <w:rPr>
+          <w:rFonts w:cs="宋体" w:hint="eastAsia"/>
+          <w:color w:val="000000" w:themeColor="text1"/>
+          <w:kern w:val="0"/>
+          <w:sz w:val="24"/>
+          <w:szCs w:val="32"/>
+        </w:rPr>
+        <w:t>4.6.1</w:t>
+      </w:r>
+      <w:r>
+        <w:rPr>
+          <w:rFonts w:cs="宋体" w:hint="eastAsia"/>
+          <w:color w:val="000000" w:themeColor="text1"/>
+          <w:kern w:val="0"/>
+          <w:sz w:val="24"/>
+          <w:szCs w:val="32"/>
+        </w:rPr>
+        <w:t>几何近似误差</w:t>
+      </w:r>
+    </w:p>
+    <w:p>
+      <w:pPr>
+        <w:adjustRightInd w:val="0"/>
+        <w:snapToGrid w:val="0"/>
+        <w:spacing w:line="240" w:lineRule="atLeast"/>
+        <w:ind w:firstLineChars="200" w:firstLine="480"/>
+        <w:rPr>
+          <w:rFonts w:cs="宋体"/>
+          <w:color w:val="000000" w:themeColor="text1"/>
+          <w:kern w:val="0"/>
+          <w:sz w:val="24"/>
+          <w:szCs w:val="32"/>
+        </w:rPr>
+      </w:pPr>
+      <w:r>
+        <w:rPr>
+          <w:rFonts w:cs="宋体" w:hint="eastAsia"/>
+          <w:color w:val="000000" w:themeColor="text1"/>
+          <w:kern w:val="0"/>
+          <w:sz w:val="24"/>
+          <w:szCs w:val="32"/>
+        </w:rPr>
+        <w:t>题目第二问给定了目标活动区域的左上角和右下角坐标，坐标形式以经纬度给出，</w:t>
+      </w:r>
+      <w:r>
+        <w:rPr>
+          <w:rFonts w:cs="宋体" w:hint="eastAsia"/>
+          <w:color w:val="000000" w:themeColor="text1"/>
+          <w:kern w:val="0"/>
+          <w:sz w:val="24"/>
+          <w:szCs w:val="32"/>
+        </w:rPr>
+        <w:lastRenderedPageBreak/>
+        <w:t>但论文中为了便于计算面积、航渡距离和条带路径长度，对于研究区域进行局部平面化处理，这一处理会引入几何近似误差。</w:t>
+      </w:r>
+    </w:p>
+    <w:p>
+      <w:pPr>
+        <w:adjustRightInd w:val="0"/>
+        <w:snapToGrid w:val="0"/>
+        <w:spacing w:line="240" w:lineRule="atLeast"/>
+        <w:ind w:firstLineChars="200" w:firstLine="480"/>
+        <w:rPr>
+          <w:rFonts w:cs="宋体"/>
+          <w:color w:val="000000" w:themeColor="text1"/>
+          <w:kern w:val="0"/>
+          <w:sz w:val="24"/>
+          <w:szCs w:val="32"/>
+        </w:rPr>
+      </w:pPr>
+      <w:r>
+        <w:rPr>
+          <w:rFonts w:cs="宋体" w:hint="eastAsia"/>
+          <w:color w:val="000000" w:themeColor="text1"/>
+          <w:kern w:val="0"/>
+          <w:sz w:val="24"/>
+          <w:szCs w:val="32"/>
+        </w:rPr>
+        <w:t>不过，由于论文假设中已经指出平面化适用于经纬度跨度较小的区域，且本题目研究经度跨度</w:t>
+      </w:r>
+      <w:r>
+        <w:rPr>
+          <w:rFonts w:cs="宋体"/>
+          <w:color w:val="000000" w:themeColor="text1"/>
+          <w:kern w:val="0"/>
+          <w:sz w:val="24"/>
+          <w:szCs w:val="32"/>
+        </w:rPr>
+        <w:t>为</w:t>
+      </w:r>
+      <m:oMath>
+        <m:sSup>
+          <m:sSupPr>
+            <m:ctrlPr>
+              <w:rPr>
+                <w:rFonts w:ascii="Cambria Math" w:hAnsi="Cambria Math" w:cs="宋体"/>
+                <w:color w:val="000000" w:themeColor="text1"/>
+                <w:kern w:val="0"/>
+                <w:sz w:val="24"/>
+                <w:szCs w:val="32"/>
+              </w:rPr>
+            </m:ctrlPr>
+          </m:sSupPr>
+          <m:e>
+            <m:r>
+              <w:rPr>
+                <w:rFonts w:ascii="Cambria Math" w:hAnsi="Cambria Math" w:cs="宋体"/>
+                <w:color w:val="000000" w:themeColor="text1"/>
+                <w:kern w:val="0"/>
+                <w:sz w:val="24"/>
+                <w:szCs w:val="32"/>
+              </w:rPr>
+              <m:t>3</m:t>
+            </m:r>
+          </m:e>
+          <m:sup>
+            <m:r>
+              <w:rPr>
+                <w:rFonts w:ascii="Cambria Math" w:hAnsi="Cambria Math" w:cs="宋体"/>
+                <w:color w:val="000000" w:themeColor="text1"/>
+                <w:kern w:val="0"/>
+                <w:sz w:val="24"/>
+                <w:szCs w:val="32"/>
+              </w:rPr>
+              <m:t>∘</m:t>
+            </m:r>
+          </m:sup>
+        </m:sSup>
+      </m:oMath>
+      <w:r>
+        <w:rPr>
+          <w:rFonts w:cs="宋体"/>
+          <w:color w:val="000000" w:themeColor="text1"/>
+          <w:kern w:val="0"/>
+          <w:sz w:val="24"/>
+          <w:szCs w:val="32"/>
+        </w:rPr>
+        <w:t>，纬度跨度为</w:t>
+      </w:r>
+      <m:oMath>
+        <m:sSup>
+          <m:sSupPr>
+            <m:ctrlPr>
+              <w:rPr>
+                <w:rFonts w:ascii="Cambria Math" w:hAnsi="Cambria Math" w:cs="宋体"/>
+                <w:color w:val="000000" w:themeColor="text1"/>
+                <w:kern w:val="0"/>
+                <w:sz w:val="24"/>
+                <w:szCs w:val="32"/>
+              </w:rPr>
+            </m:ctrlPr>
+          </m:sSupPr>
+          <m:e>
+            <m:r>
+              <w:rPr>
+                <w:rFonts w:ascii="Cambria Math" w:hAnsi="Cambria Math" w:cs="宋体"/>
+                <w:color w:val="000000" w:themeColor="text1"/>
+                <w:kern w:val="0"/>
+                <w:sz w:val="24"/>
+                <w:szCs w:val="32"/>
+              </w:rPr>
+              <m:t>4</m:t>
+            </m:r>
+          </m:e>
+          <m:sup>
+            <m:r>
+              <w:rPr>
+                <w:rFonts w:ascii="Cambria Math" w:hAnsi="Cambria Math" w:cs="宋体"/>
+                <w:color w:val="000000" w:themeColor="text1"/>
+                <w:kern w:val="0"/>
+                <w:sz w:val="24"/>
+                <w:szCs w:val="32"/>
+              </w:rPr>
+              <m:t>∘</m:t>
+            </m:r>
+          </m:sup>
+        </m:sSup>
+      </m:oMath>
+      <w:r>
+        <w:rPr>
+          <w:rFonts w:cs="宋体" w:hint="eastAsia"/>
+          <w:color w:val="000000" w:themeColor="text1"/>
+          <w:kern w:val="0"/>
+          <w:sz w:val="24"/>
+          <w:szCs w:val="32"/>
+        </w:rPr>
+        <w:t>，故而误差可控。同时，本题目更关注不同策略间的优劣，而不是</w:t>
+      </w:r>
+      <w:proofErr w:type="gramStart"/>
+      <w:r>
+        <w:rPr>
+          <w:rFonts w:cs="宋体" w:hint="eastAsia"/>
+          <w:color w:val="000000" w:themeColor="text1"/>
+          <w:kern w:val="0"/>
+          <w:sz w:val="24"/>
+          <w:szCs w:val="32"/>
+        </w:rPr>
+        <w:t>厘米级</w:t>
+      </w:r>
+      <w:proofErr w:type="gramEnd"/>
+      <w:r>
+        <w:rPr>
+          <w:rFonts w:cs="宋体" w:hint="eastAsia"/>
+          <w:color w:val="000000" w:themeColor="text1"/>
+          <w:kern w:val="0"/>
+          <w:sz w:val="24"/>
+          <w:szCs w:val="32"/>
+        </w:rPr>
+        <w:t>的导航误差，因此局部平面化误差对于方案优先顺序的影响小于对时间值的影响，故而不会改变</w:t>
+      </w:r>
+      <w:r>
+        <w:rPr>
+          <w:rFonts w:cs="宋体"/>
+          <w:color w:val="000000" w:themeColor="text1"/>
+          <w:kern w:val="0"/>
+          <w:sz w:val="24"/>
+          <w:szCs w:val="32"/>
+        </w:rPr>
+        <w:t>“</w:t>
+      </w:r>
+      <w:r>
+        <w:rPr>
+          <w:rFonts w:cs="宋体"/>
+          <w:color w:val="000000" w:themeColor="text1"/>
+          <w:kern w:val="0"/>
+          <w:sz w:val="24"/>
+          <w:szCs w:val="32"/>
+        </w:rPr>
+        <w:t>哪一种策略更优</w:t>
+      </w:r>
+      <w:r>
+        <w:rPr>
+          <w:rFonts w:cs="宋体"/>
+          <w:color w:val="000000" w:themeColor="text1"/>
+          <w:kern w:val="0"/>
+          <w:sz w:val="24"/>
+          <w:szCs w:val="32"/>
+        </w:rPr>
+        <w:t>”</w:t>
+      </w:r>
+      <w:r>
+        <w:rPr>
+          <w:rFonts w:cs="宋体"/>
+          <w:color w:val="000000" w:themeColor="text1"/>
+          <w:kern w:val="0"/>
+          <w:sz w:val="24"/>
+          <w:szCs w:val="32"/>
+        </w:rPr>
+        <w:t>的基本结论。</w:t>
+      </w:r>
+    </w:p>
+    <w:p>
+      <w:pPr>
+        <w:adjustRightInd w:val="0"/>
+        <w:snapToGrid w:val="0"/>
+        <w:spacing w:line="240" w:lineRule="atLeast"/>
+        <w:ind w:firstLineChars="200" w:firstLine="480"/>
+        <w:rPr>
+          <w:rFonts w:cs="宋体" w:hint="eastAsia"/>
+          <w:color w:val="000000" w:themeColor="text1"/>
+          <w:kern w:val="0"/>
+          <w:sz w:val="24"/>
+          <w:szCs w:val="32"/>
+        </w:rPr>
+      </w:pPr>
+    </w:p>
+    <w:p>
+      <w:pPr>
+        <w:adjustRightInd w:val="0"/>
+        <w:snapToGrid w:val="0"/>
+        <w:spacing w:line="240" w:lineRule="atLeast"/>
+        <w:ind w:firstLineChars="200" w:firstLine="480"/>
+        <w:rPr>
+          <w:rFonts w:cs="宋体"/>
+          <w:color w:val="000000" w:themeColor="text1"/>
+          <w:kern w:val="0"/>
+          <w:sz w:val="24"/>
+          <w:szCs w:val="32"/>
+        </w:rPr>
+      </w:pPr>
+      <w:r>
+        <w:rPr>
+          <w:rFonts w:cs="宋体" w:hint="eastAsia"/>
+          <w:color w:val="000000" w:themeColor="text1"/>
+          <w:kern w:val="0"/>
+          <w:sz w:val="24"/>
+          <w:szCs w:val="32"/>
+        </w:rPr>
+        <w:t>4.6.2</w:t>
+      </w:r>
+      <w:r>
+        <w:rPr>
+          <w:rFonts w:cs="宋体"/>
+          <w:color w:val="000000" w:themeColor="text1"/>
+          <w:kern w:val="0"/>
+          <w:sz w:val="24"/>
+          <w:szCs w:val="32"/>
+        </w:rPr>
+        <w:t>条带离散与路径简化带来的结构误差</w:t>
+      </w:r>
+    </w:p>
+    <w:p>
+      <w:pPr>
+        <w:adjustRightInd w:val="0"/>
+        <w:snapToGrid w:val="0"/>
+        <w:spacing w:line="240" w:lineRule="atLeast"/>
+        <w:ind w:firstLineChars="200" w:firstLine="480"/>
+        <w:rPr>
+          <w:rFonts w:cs="宋体"/>
+          <w:color w:val="000000" w:themeColor="text1"/>
+          <w:kern w:val="0"/>
+          <w:sz w:val="24"/>
+          <w:szCs w:val="32"/>
+        </w:rPr>
+      </w:pPr>
+      <w:r>
+        <w:rPr>
+          <w:rFonts w:cs="宋体" w:hint="eastAsia"/>
+          <w:color w:val="000000" w:themeColor="text1"/>
+          <w:kern w:val="0"/>
+          <w:sz w:val="24"/>
+          <w:szCs w:val="32"/>
+        </w:rPr>
+        <w:t>本文采用条带覆盖模型作为多机协同搜索的基准模型，</w:t>
+      </w:r>
+      <w:r>
+        <w:rPr>
+          <w:rFonts w:cs="宋体"/>
+          <w:color w:val="000000" w:themeColor="text1"/>
+          <w:kern w:val="0"/>
+          <w:sz w:val="24"/>
+          <w:szCs w:val="32"/>
+        </w:rPr>
+        <w:t>将矩形区域划分为若干互不重叠的子区域，并令各无人机沿区域长</w:t>
+      </w:r>
+      <w:proofErr w:type="gramStart"/>
+      <w:r>
+        <w:rPr>
+          <w:rFonts w:cs="宋体"/>
+          <w:color w:val="000000" w:themeColor="text1"/>
+          <w:kern w:val="0"/>
+          <w:sz w:val="24"/>
+          <w:szCs w:val="32"/>
+        </w:rPr>
+        <w:t>边方向</w:t>
+      </w:r>
+      <w:proofErr w:type="gramEnd"/>
+      <w:r>
+        <w:rPr>
+          <w:rFonts w:cs="宋体"/>
+          <w:color w:val="000000" w:themeColor="text1"/>
+          <w:kern w:val="0"/>
+          <w:sz w:val="24"/>
+          <w:szCs w:val="32"/>
+        </w:rPr>
+        <w:t>进行往复式平行扫描，</w:t>
+      </w:r>
+      <w:r>
+        <w:rPr>
+          <w:rFonts w:cs="宋体" w:hint="eastAsia"/>
+          <w:color w:val="000000" w:themeColor="text1"/>
+          <w:kern w:val="0"/>
+          <w:sz w:val="24"/>
+          <w:szCs w:val="32"/>
+        </w:rPr>
+        <w:t>同时用有效的搜索幅宽确定条带间的间距，并引入转弯半径来计算换代的附加航程，这一处理可以较好体现系统性覆盖的思想，但也会引入结构层面的近似误差。</w:t>
+      </w:r>
+    </w:p>
+    <w:p>
+      <w:pPr>
+        <w:adjustRightInd w:val="0"/>
+        <w:snapToGrid w:val="0"/>
+        <w:spacing w:line="240" w:lineRule="atLeast"/>
+        <w:ind w:firstLineChars="200" w:firstLine="480"/>
+        <w:rPr>
+          <w:rFonts w:cs="宋体"/>
+          <w:color w:val="000000" w:themeColor="text1"/>
+          <w:kern w:val="0"/>
+          <w:sz w:val="24"/>
+          <w:szCs w:val="32"/>
+        </w:rPr>
+      </w:pPr>
+      <w:r>
+        <w:rPr>
+          <w:rFonts w:cs="宋体" w:hint="eastAsia"/>
+          <w:color w:val="000000" w:themeColor="text1"/>
+          <w:kern w:val="0"/>
+          <w:sz w:val="24"/>
+          <w:szCs w:val="32"/>
+        </w:rPr>
+        <w:t>条带模型默认每</w:t>
+      </w:r>
+      <w:proofErr w:type="gramStart"/>
+      <w:r>
+        <w:rPr>
+          <w:rFonts w:cs="宋体" w:hint="eastAsia"/>
+          <w:color w:val="000000" w:themeColor="text1"/>
+          <w:kern w:val="0"/>
+          <w:sz w:val="24"/>
+          <w:szCs w:val="32"/>
+        </w:rPr>
+        <w:t>条条带</w:t>
+      </w:r>
+      <w:proofErr w:type="gramEnd"/>
+      <w:r>
+        <w:rPr>
+          <w:rFonts w:cs="宋体" w:hint="eastAsia"/>
+          <w:color w:val="000000" w:themeColor="text1"/>
+          <w:kern w:val="0"/>
+          <w:sz w:val="24"/>
+          <w:szCs w:val="32"/>
+        </w:rPr>
+        <w:t>扫描均可以实现理想覆盖，然而在实际搜索过程中，无人机传感器的视角等变化并不完全一致，这就会导致条带之间的“无缝拼接”属于理想化近似。</w:t>
+      </w:r>
+      <w:r>
+        <w:rPr>
+          <w:rFonts w:cs="宋体"/>
+          <w:color w:val="000000" w:themeColor="text1"/>
+          <w:kern w:val="0"/>
+          <w:sz w:val="24"/>
+          <w:szCs w:val="32"/>
+        </w:rPr>
+        <w:t>模型中按固定幅宽划分条带，会对真实覆盖程度产生一定高估或低估：若实际有效作用宽度小于设定幅宽，则论文中计算得到的条带数偏少，任务时间被低估；反之则会造成适度保守估计。</w:t>
+      </w:r>
+      <w:r>
+        <w:rPr>
+          <w:rFonts w:cs="宋体" w:hint="eastAsia"/>
+          <w:color w:val="000000" w:themeColor="text1"/>
+          <w:kern w:val="0"/>
+          <w:sz w:val="24"/>
+          <w:szCs w:val="32"/>
+        </w:rPr>
+        <w:t>可以说，本论文用“规则条带结构”</w:t>
+      </w:r>
+      <w:proofErr w:type="gramStart"/>
+      <w:r>
+        <w:rPr>
+          <w:rFonts w:cs="宋体" w:hint="eastAsia"/>
+          <w:color w:val="000000" w:themeColor="text1"/>
+          <w:kern w:val="0"/>
+          <w:sz w:val="24"/>
+          <w:szCs w:val="32"/>
+        </w:rPr>
+        <w:t>近似了</w:t>
+      </w:r>
+      <w:proofErr w:type="gramEnd"/>
+      <w:r>
+        <w:rPr>
+          <w:rFonts w:cs="宋体" w:hint="eastAsia"/>
+          <w:color w:val="000000" w:themeColor="text1"/>
+          <w:kern w:val="0"/>
+          <w:sz w:val="24"/>
+          <w:szCs w:val="32"/>
+        </w:rPr>
+        <w:t>实际连续搜索的行为</w:t>
+      </w:r>
+      <w:r>
+        <w:rPr>
+          <w:rFonts w:cs="宋体" w:hint="eastAsia"/>
+          <w:color w:val="000000" w:themeColor="text1"/>
+          <w:kern w:val="0"/>
+          <w:sz w:val="24"/>
+          <w:szCs w:val="32"/>
+        </w:rPr>
+        <w:t>。这一假设对于模型构建是必要且合理的，但是在结果方面，跟适合比较不同方案</w:t>
+      </w:r>
+      <w:r>
+        <w:rPr>
+          <w:rFonts w:cs="宋体" w:hint="eastAsia"/>
+          <w:color w:val="000000" w:themeColor="text1"/>
+          <w:kern w:val="0"/>
+          <w:sz w:val="24"/>
+          <w:szCs w:val="32"/>
+        </w:rPr>
+        <w:t>的任务效率，而不是侧重于厘米级别的轨迹规划。</w:t>
+      </w:r>
+    </w:p>
+    <w:p>
+      <w:pPr>
+        <w:adjustRightInd w:val="0"/>
+        <w:snapToGrid w:val="0"/>
+        <w:spacing w:line="240" w:lineRule="atLeast"/>
+        <w:ind w:firstLineChars="200" w:firstLine="480"/>
+        <w:rPr>
+          <w:rFonts w:cs="宋体" w:hint="eastAsia"/>
+          <w:color w:val="000000" w:themeColor="text1"/>
+          <w:kern w:val="0"/>
+          <w:sz w:val="24"/>
+          <w:szCs w:val="32"/>
+        </w:rPr>
+      </w:pPr>
+    </w:p>
+    <w:p>
+      <w:pPr>
+        <w:adjustRightInd w:val="0"/>
+        <w:snapToGrid w:val="0"/>
+        <w:spacing w:line="240" w:lineRule="atLeast"/>
+        <w:ind w:firstLineChars="200" w:firstLine="480"/>
+        <w:rPr>
+          <w:rFonts w:cs="宋体"/>
+          <w:color w:val="000000" w:themeColor="text1"/>
+          <w:kern w:val="0"/>
+          <w:sz w:val="24"/>
+          <w:szCs w:val="32"/>
+        </w:rPr>
+      </w:pPr>
+      <w:r>
+        <w:rPr>
+          <w:rFonts w:cs="宋体" w:hint="eastAsia"/>
+          <w:color w:val="000000" w:themeColor="text1"/>
+          <w:kern w:val="0"/>
+          <w:sz w:val="24"/>
+          <w:szCs w:val="32"/>
+        </w:rPr>
+        <w:t>4.6.3</w:t>
+      </w:r>
+      <w:r>
+        <w:rPr>
+          <w:rFonts w:cs="宋体"/>
+          <w:color w:val="000000" w:themeColor="text1"/>
+          <w:kern w:val="0"/>
+          <w:sz w:val="24"/>
+          <w:szCs w:val="32"/>
+        </w:rPr>
+        <w:t>马尔可夫网格化带来的时空离散误差</w:t>
+      </w:r>
+    </w:p>
+    <w:p>
+      <w:pPr>
+        <w:adjustRightInd w:val="0"/>
+        <w:snapToGrid w:val="0"/>
+        <w:spacing w:line="240" w:lineRule="atLeast"/>
+        <w:ind w:firstLineChars="200" w:firstLine="480"/>
+        <w:rPr>
+          <w:rFonts w:cs="宋体"/>
+          <w:color w:val="000000" w:themeColor="text1"/>
+          <w:kern w:val="0"/>
+          <w:sz w:val="24"/>
+          <w:szCs w:val="32"/>
+        </w:rPr>
+      </w:pPr>
+      <w:r>
+        <w:rPr>
+          <w:rFonts w:cs="宋体" w:hint="eastAsia"/>
+          <w:color w:val="000000" w:themeColor="text1"/>
+          <w:kern w:val="0"/>
+          <w:sz w:val="24"/>
+          <w:szCs w:val="32"/>
+        </w:rPr>
+        <w:t>为了描述目标在搜索区域以恒定速度机动并且不离开区域的</w:t>
+      </w:r>
+      <w:r>
+        <w:rPr>
+          <w:rFonts w:cs="宋体"/>
+          <w:color w:val="000000" w:themeColor="text1"/>
+          <w:kern w:val="0"/>
+          <w:sz w:val="24"/>
+          <w:szCs w:val="32"/>
+        </w:rPr>
+        <w:t>动态特征，</w:t>
+      </w:r>
+      <w:r>
+        <w:rPr>
+          <w:rFonts w:cs="宋体" w:hint="eastAsia"/>
+          <w:color w:val="000000" w:themeColor="text1"/>
+          <w:kern w:val="0"/>
+          <w:sz w:val="24"/>
+          <w:szCs w:val="32"/>
+        </w:rPr>
+        <w:t>本文把连续海域离散变为二维网格，</w:t>
+      </w:r>
+      <w:r>
+        <w:rPr>
+          <w:rFonts w:cs="宋体"/>
+          <w:color w:val="000000" w:themeColor="text1"/>
+          <w:kern w:val="0"/>
+          <w:sz w:val="24"/>
+          <w:szCs w:val="32"/>
+        </w:rPr>
+        <w:t>并基于马尔可夫链构造目标位置概率的时序更新模型，</w:t>
+      </w:r>
+      <w:r>
+        <w:rPr>
+          <w:rFonts w:cs="宋体" w:hint="eastAsia"/>
+          <w:color w:val="000000" w:themeColor="text1"/>
+          <w:kern w:val="0"/>
+          <w:sz w:val="24"/>
+          <w:szCs w:val="32"/>
+        </w:rPr>
+        <w:t>再结合搜索结果用贝叶斯后验修正。这一情况不可避免地引入数值离散误差。</w:t>
+      </w:r>
+    </w:p>
+    <w:p>
+      <w:pPr>
+        <w:adjustRightInd w:val="0"/>
+        <w:snapToGrid w:val="0"/>
+        <w:spacing w:line="240" w:lineRule="atLeast"/>
+        <w:ind w:firstLineChars="200" w:firstLine="480"/>
+        <w:rPr>
+          <w:rFonts w:cs="宋体" w:hint="eastAsia"/>
+          <w:color w:val="000000" w:themeColor="text1"/>
+          <w:kern w:val="0"/>
+          <w:sz w:val="24"/>
+          <w:szCs w:val="32"/>
+        </w:rPr>
+      </w:pPr>
+      <w:r>
+        <w:rPr>
+          <w:rFonts w:cs="宋体" w:hint="eastAsia"/>
+          <w:color w:val="000000" w:themeColor="text1"/>
+          <w:kern w:val="0"/>
+          <w:sz w:val="24"/>
+          <w:szCs w:val="32"/>
+        </w:rPr>
+        <w:t>网格尺寸的选取会影响概率分布的表达精度，网格过粗会导致目标在单元内部的位置差异被忽略，</w:t>
+      </w:r>
+      <w:proofErr w:type="gramStart"/>
+      <w:r>
+        <w:rPr>
+          <w:rFonts w:cs="宋体"/>
+          <w:color w:val="000000" w:themeColor="text1"/>
+          <w:kern w:val="0"/>
+          <w:sz w:val="24"/>
+          <w:szCs w:val="32"/>
+        </w:rPr>
+        <w:t>概率热图分辨率</w:t>
+      </w:r>
+      <w:proofErr w:type="gramEnd"/>
+      <w:r>
+        <w:rPr>
+          <w:rFonts w:cs="宋体"/>
+          <w:color w:val="000000" w:themeColor="text1"/>
+          <w:kern w:val="0"/>
+          <w:sz w:val="24"/>
+          <w:szCs w:val="32"/>
+        </w:rPr>
+        <w:t>下降</w:t>
+      </w:r>
+      <w:r>
+        <w:rPr>
+          <w:rFonts w:cs="宋体" w:hint="eastAsia"/>
+          <w:color w:val="000000" w:themeColor="text1"/>
+          <w:kern w:val="0"/>
+          <w:sz w:val="24"/>
+          <w:szCs w:val="32"/>
+        </w:rPr>
+        <w:t>，高概率区域过于平滑，减弱动态路径规划对于重点区域的区分能力；反之，则会让计算复杂度上升，粒子抽样波动也会更加明显。</w:t>
+      </w:r>
+      <w:r>
+        <w:rPr>
+          <w:rFonts w:cs="宋体" w:hint="eastAsia"/>
+          <w:color w:val="000000" w:themeColor="text1"/>
+          <w:kern w:val="0"/>
+          <w:sz w:val="24"/>
+          <w:szCs w:val="32"/>
+        </w:rPr>
+        <w:t>由于我们采用的硬件水准和软件计算能力强，故而选择尽量细分网格</w:t>
+      </w:r>
+      <w:r>
+        <w:rPr>
+          <w:rFonts w:cs="宋体" w:hint="eastAsia"/>
+          <w:color w:val="000000" w:themeColor="text1"/>
+          <w:kern w:val="0"/>
+          <w:sz w:val="24"/>
+          <w:szCs w:val="32"/>
+        </w:rPr>
+        <w:t>。</w:t>
+      </w:r>
+      <w:r>
+        <w:rPr>
+          <w:rFonts w:cs="宋体" w:hint="eastAsia"/>
+          <w:color w:val="000000" w:themeColor="text1"/>
+          <w:kern w:val="0"/>
+          <w:sz w:val="24"/>
+          <w:szCs w:val="32"/>
+        </w:rPr>
+        <w:t xml:space="preserve"> </w:t>
+      </w:r>
+    </w:p>
+    <w:p>
+      <w:pPr>
+        <w:adjustRightInd w:val="0"/>
+        <w:snapToGrid w:val="0"/>
+        <w:spacing w:line="240" w:lineRule="atLeast"/>
+        <w:ind w:firstLineChars="200" w:firstLine="480"/>
+        <w:rPr>
+          <w:rFonts w:cs="宋体"/>
+          <w:color w:val="000000" w:themeColor="text1"/>
+          <w:kern w:val="0"/>
+          <w:sz w:val="24"/>
+          <w:szCs w:val="32"/>
+        </w:rPr>
+      </w:pPr>
+      <w:r>
+        <w:rPr>
+          <w:rFonts w:cs="宋体" w:hint="eastAsia"/>
+          <w:color w:val="000000" w:themeColor="text1"/>
+          <w:kern w:val="0"/>
+          <w:sz w:val="24"/>
+          <w:szCs w:val="32"/>
+        </w:rPr>
+        <w:t>同时，</w:t>
+      </w:r>
+      <w:r>
+        <w:rPr>
+          <w:rFonts w:cs="宋体"/>
+          <w:color w:val="000000" w:themeColor="text1"/>
+          <w:kern w:val="0"/>
+          <w:sz w:val="24"/>
+          <w:szCs w:val="32"/>
+        </w:rPr>
+        <w:t>本文在缺乏更细目标机动规律信息时，采用了等概率邻域转移矩阵，即只要邻域内可达，则转移概率均等分配</w:t>
+      </w:r>
+      <w:r>
+        <w:rPr>
+          <w:rFonts w:cs="宋体"/>
+          <w:color w:val="000000" w:themeColor="text1"/>
+          <w:kern w:val="0"/>
+          <w:sz w:val="24"/>
+          <w:szCs w:val="32"/>
+        </w:rPr>
+        <w:t>。</w:t>
+      </w:r>
+      <w:r>
+        <w:rPr>
+          <w:rFonts w:cs="宋体" w:hint="eastAsia"/>
+          <w:color w:val="000000" w:themeColor="text1"/>
+          <w:kern w:val="0"/>
+          <w:sz w:val="24"/>
+          <w:szCs w:val="32"/>
+        </w:rPr>
+        <w:t>这一处理可以保证模型的稳定性，但意味着目标运动方向性、惯性特征和可能存在的策略性规避行为没有完全纳入。</w:t>
+      </w:r>
+      <w:r>
+        <w:rPr>
+          <w:rFonts w:cs="宋体"/>
+          <w:color w:val="000000" w:themeColor="text1"/>
+          <w:kern w:val="0"/>
+          <w:sz w:val="24"/>
+          <w:szCs w:val="32"/>
+        </w:rPr>
+        <w:t>因此，该部分更准确地说属于</w:t>
+      </w:r>
+      <w:r>
+        <w:rPr>
+          <w:rFonts w:cs="宋体"/>
+          <w:color w:val="000000" w:themeColor="text1"/>
+          <w:kern w:val="0"/>
+          <w:sz w:val="24"/>
+          <w:szCs w:val="32"/>
+        </w:rPr>
+        <w:t>“</w:t>
+      </w:r>
+      <w:r>
+        <w:rPr>
+          <w:rFonts w:cs="宋体"/>
+          <w:color w:val="000000" w:themeColor="text1"/>
+          <w:kern w:val="0"/>
+          <w:sz w:val="24"/>
+          <w:szCs w:val="32"/>
+        </w:rPr>
+        <w:t>信息不足条件下的建模误差</w:t>
+      </w:r>
+      <w:r>
+        <w:rPr>
+          <w:rFonts w:cs="宋体"/>
+          <w:color w:val="000000" w:themeColor="text1"/>
+          <w:kern w:val="0"/>
+          <w:sz w:val="24"/>
+          <w:szCs w:val="32"/>
+        </w:rPr>
+        <w:t>”</w:t>
+      </w:r>
+      <w:r>
+        <w:rPr>
+          <w:rFonts w:cs="宋体"/>
+          <w:color w:val="000000" w:themeColor="text1"/>
+          <w:kern w:val="0"/>
+          <w:sz w:val="24"/>
+          <w:szCs w:val="32"/>
+        </w:rPr>
+        <w:t>，它会使预测概率分布趋于平滑，从而对局部最优路径的敏感程度产生影响。</w:t>
+      </w:r>
+    </w:p>
+    <w:p>
+      <w:pPr>
+        <w:adjustRightInd w:val="0"/>
+        <w:snapToGrid w:val="0"/>
+        <w:spacing w:line="240" w:lineRule="atLeast"/>
+        <w:ind w:firstLineChars="200" w:firstLine="480"/>
+        <w:rPr>
+          <w:rFonts w:cs="宋体" w:hint="eastAsia"/>
+          <w:color w:val="000000" w:themeColor="text1"/>
+          <w:kern w:val="0"/>
+          <w:sz w:val="24"/>
+          <w:szCs w:val="32"/>
+        </w:rPr>
+      </w:pPr>
+    </w:p>
+    <w:p>
+      <w:pPr>
+        <w:adjustRightInd w:val="0"/>
+        <w:snapToGrid w:val="0"/>
+        <w:spacing w:line="240" w:lineRule="atLeast"/>
+        <w:ind w:leftChars="200" w:left="420"/>
+        <w:rPr>
+          <w:rFonts w:cs="宋体"/>
+          <w:color w:val="000000" w:themeColor="text1"/>
+          <w:kern w:val="0"/>
+          <w:sz w:val="24"/>
+          <w:szCs w:val="32"/>
+        </w:rPr>
+      </w:pPr>
+      <w:r>
+        <w:rPr>
+          <w:rFonts w:cs="宋体"/>
+          <w:color w:val="000000" w:themeColor="text1"/>
+          <w:kern w:val="0"/>
+          <w:sz w:val="24"/>
+          <w:szCs w:val="32"/>
+        </w:rPr>
+        <w:t xml:space="preserve">4.6.4 </w:t>
+      </w:r>
+      <w:r>
+        <w:rPr>
+          <w:rFonts w:cs="宋体"/>
+          <w:color w:val="000000" w:themeColor="text1"/>
+          <w:kern w:val="0"/>
+          <w:sz w:val="24"/>
+          <w:szCs w:val="32"/>
+        </w:rPr>
+        <w:t>探测概率与经验参数设定带来的参数误差</w:t>
+      </w:r>
+    </w:p>
+    <w:p>
+      <w:pPr>
+        <w:adjustRightInd w:val="0"/>
+        <w:snapToGrid w:val="0"/>
+        <w:spacing w:line="240" w:lineRule="atLeast"/>
+        <w:ind w:firstLineChars="200" w:firstLine="480"/>
+        <w:rPr>
+          <w:rFonts w:cs="宋体"/>
+          <w:color w:val="000000" w:themeColor="text1"/>
+          <w:kern w:val="0"/>
+          <w:sz w:val="24"/>
+          <w:szCs w:val="32"/>
+        </w:rPr>
+      </w:pPr>
+      <w:r>
+        <w:rPr>
+          <w:rFonts w:cs="宋体" w:hint="eastAsia"/>
+          <w:color w:val="000000" w:themeColor="text1"/>
+          <w:kern w:val="0"/>
+          <w:sz w:val="24"/>
+          <w:szCs w:val="32"/>
+        </w:rPr>
+        <w:t>题目没有明确给出无人机在条带内的实际探测成功率、最小转弯半径等参数，因此论文中对这些量进行了合理设定，这类参数设定也会带来模型的误差。</w:t>
+      </w:r>
+    </w:p>
+    <w:p>
+      <w:pPr>
+        <w:adjustRightInd w:val="0"/>
+        <w:snapToGrid w:val="0"/>
+        <w:spacing w:line="240" w:lineRule="atLeast"/>
+        <w:ind w:firstLineChars="200" w:firstLine="480"/>
+        <w:rPr>
+          <w:rFonts w:cs="宋体"/>
+          <w:color w:val="000000" w:themeColor="text1"/>
+          <w:kern w:val="0"/>
+          <w:sz w:val="24"/>
+          <w:szCs w:val="32"/>
+        </w:rPr>
+      </w:pPr>
+      <w:r>
+        <w:rPr>
+          <w:rFonts w:cs="宋体" w:hint="eastAsia"/>
+          <w:color w:val="000000" w:themeColor="text1"/>
+          <w:kern w:val="0"/>
+          <w:sz w:val="24"/>
+          <w:szCs w:val="32"/>
+        </w:rPr>
+        <w:t>探测成功率</w:t>
+      </w:r>
+      <m:oMath>
+        <m:sSub>
+          <m:sSubPr>
+            <m:ctrlPr>
+              <w:rPr>
+                <w:rFonts w:ascii="Cambria Math" w:hAnsi="Cambria Math" w:cs="宋体"/>
+                <w:color w:val="000000" w:themeColor="text1"/>
+                <w:kern w:val="0"/>
+                <w:sz w:val="24"/>
+                <w:szCs w:val="32"/>
+              </w:rPr>
+            </m:ctrlPr>
+          </m:sSubPr>
+          <m:e>
+            <m:r>
+              <w:rPr>
+                <w:rFonts w:ascii="Cambria Math" w:hAnsi="Cambria Math" w:cs="宋体"/>
+                <w:color w:val="000000" w:themeColor="text1"/>
+                <w:kern w:val="0"/>
+                <w:sz w:val="24"/>
+                <w:szCs w:val="32"/>
+              </w:rPr>
+              <m:t>p</m:t>
+            </m:r>
+          </m:e>
+          <m:sub>
+            <m:r>
+              <w:rPr>
+                <w:rFonts w:ascii="Cambria Math" w:hAnsi="Cambria Math" w:cs="宋体"/>
+                <w:color w:val="000000" w:themeColor="text1"/>
+                <w:kern w:val="0"/>
+                <w:sz w:val="24"/>
+                <w:szCs w:val="32"/>
+              </w:rPr>
+              <m:t>d</m:t>
+            </m:r>
+          </m:sub>
+        </m:sSub>
+      </m:oMath>
+      <w:r>
+        <w:rPr>
+          <w:rFonts w:cs="宋体" w:hint="eastAsia"/>
+          <w:color w:val="000000" w:themeColor="text1"/>
+          <w:kern w:val="0"/>
+          <w:sz w:val="24"/>
+          <w:szCs w:val="32"/>
+        </w:rPr>
+        <w:t>对后验概率更新影响最为明显。</w:t>
+      </w:r>
+      <m:oMath>
+        <m:sSub>
+          <m:sSubPr>
+            <m:ctrlPr>
+              <w:rPr>
+                <w:rFonts w:ascii="Cambria Math" w:hAnsi="Cambria Math" w:cs="宋体"/>
+                <w:color w:val="000000" w:themeColor="text1"/>
+                <w:kern w:val="0"/>
+                <w:sz w:val="24"/>
+                <w:szCs w:val="32"/>
+              </w:rPr>
+            </m:ctrlPr>
+          </m:sSubPr>
+          <m:e>
+            <m:r>
+              <w:rPr>
+                <w:rFonts w:ascii="Cambria Math" w:hAnsi="Cambria Math" w:cs="宋体"/>
+                <w:color w:val="000000" w:themeColor="text1"/>
+                <w:kern w:val="0"/>
+                <w:sz w:val="24"/>
+                <w:szCs w:val="32"/>
+              </w:rPr>
+              <m:t>p</m:t>
+            </m:r>
+          </m:e>
+          <m:sub>
+            <m:r>
+              <w:rPr>
+                <w:rFonts w:ascii="Cambria Math" w:hAnsi="Cambria Math" w:cs="宋体"/>
+                <w:color w:val="000000" w:themeColor="text1"/>
+                <w:kern w:val="0"/>
+                <w:sz w:val="24"/>
+                <w:szCs w:val="32"/>
+              </w:rPr>
+              <m:t>d</m:t>
+            </m:r>
+          </m:sub>
+        </m:sSub>
+      </m:oMath>
+      <w:r>
+        <w:rPr>
+          <w:rFonts w:cs="宋体" w:hint="eastAsia"/>
+          <w:color w:val="000000" w:themeColor="text1"/>
+          <w:kern w:val="0"/>
+          <w:sz w:val="24"/>
+          <w:szCs w:val="32"/>
+        </w:rPr>
+        <w:t>直接决定了</w:t>
+      </w:r>
+      <w:r>
+        <w:rPr>
+          <w:rFonts w:cs="宋体"/>
+          <w:color w:val="000000" w:themeColor="text1"/>
+          <w:kern w:val="0"/>
+          <w:sz w:val="24"/>
+          <w:szCs w:val="32"/>
+        </w:rPr>
+        <w:t>“</w:t>
+      </w:r>
+      <w:r>
+        <w:rPr>
+          <w:rFonts w:cs="宋体"/>
+          <w:color w:val="000000" w:themeColor="text1"/>
+          <w:kern w:val="0"/>
+          <w:sz w:val="24"/>
+          <w:szCs w:val="32"/>
+        </w:rPr>
+        <w:t>搜索一次能排除多少不确定性</w:t>
+      </w:r>
+      <w:r>
+        <w:rPr>
+          <w:rFonts w:cs="宋体"/>
+          <w:color w:val="000000" w:themeColor="text1"/>
+          <w:kern w:val="0"/>
+          <w:sz w:val="24"/>
+          <w:szCs w:val="32"/>
+        </w:rPr>
+        <w:t>”</w:t>
+      </w:r>
+      <w:r>
+        <w:rPr>
+          <w:rFonts w:cs="宋体"/>
+          <w:color w:val="000000" w:themeColor="text1"/>
+          <w:kern w:val="0"/>
+          <w:sz w:val="24"/>
+          <w:szCs w:val="32"/>
+        </w:rPr>
+        <w:t>。若</w:t>
+      </w:r>
+      <m:oMath>
+        <m:sSub>
+          <m:sSubPr>
+            <m:ctrlPr>
+              <w:rPr>
+                <w:rFonts w:ascii="Cambria Math" w:hAnsi="Cambria Math" w:cs="宋体"/>
+                <w:color w:val="000000" w:themeColor="text1"/>
+                <w:kern w:val="0"/>
+                <w:sz w:val="24"/>
+                <w:szCs w:val="32"/>
+              </w:rPr>
+            </m:ctrlPr>
+          </m:sSubPr>
+          <m:e>
+            <m:r>
+              <w:rPr>
+                <w:rFonts w:ascii="Cambria Math" w:hAnsi="Cambria Math" w:cs="宋体"/>
+                <w:color w:val="000000" w:themeColor="text1"/>
+                <w:kern w:val="0"/>
+                <w:sz w:val="24"/>
+                <w:szCs w:val="32"/>
+              </w:rPr>
+              <m:t>p</m:t>
+            </m:r>
+          </m:e>
+          <m:sub>
+            <m:r>
+              <w:rPr>
+                <w:rFonts w:ascii="Cambria Math" w:hAnsi="Cambria Math" w:cs="宋体"/>
+                <w:color w:val="000000" w:themeColor="text1"/>
+                <w:kern w:val="0"/>
+                <w:sz w:val="24"/>
+                <w:szCs w:val="32"/>
+              </w:rPr>
+              <m:t>d</m:t>
+            </m:r>
+          </m:sub>
+        </m:sSub>
+      </m:oMath>
+      <w:r>
+        <w:rPr>
+          <w:rFonts w:cs="宋体"/>
+          <w:color w:val="000000" w:themeColor="text1"/>
+          <w:kern w:val="0"/>
+          <w:sz w:val="24"/>
+          <w:szCs w:val="32"/>
+        </w:rPr>
+        <w:t>取值偏高，则模型会高估搜索效率、低估平均发现时间；若</w:t>
+      </w:r>
+      <m:oMath>
+        <m:sSub>
+          <m:sSubPr>
+            <m:ctrlPr>
+              <w:rPr>
+                <w:rFonts w:ascii="Cambria Math" w:hAnsi="Cambria Math" w:cs="宋体"/>
+                <w:color w:val="000000" w:themeColor="text1"/>
+                <w:kern w:val="0"/>
+                <w:sz w:val="24"/>
+                <w:szCs w:val="32"/>
+              </w:rPr>
+            </m:ctrlPr>
+          </m:sSubPr>
+          <m:e>
+            <m:r>
+              <w:rPr>
+                <w:rFonts w:ascii="Cambria Math" w:hAnsi="Cambria Math" w:cs="宋体"/>
+                <w:color w:val="000000" w:themeColor="text1"/>
+                <w:kern w:val="0"/>
+                <w:sz w:val="24"/>
+                <w:szCs w:val="32"/>
+              </w:rPr>
+              <m:t>p</m:t>
+            </m:r>
+          </m:e>
+          <m:sub>
+            <m:r>
+              <w:rPr>
+                <w:rFonts w:ascii="Cambria Math" w:hAnsi="Cambria Math" w:cs="宋体"/>
+                <w:color w:val="000000" w:themeColor="text1"/>
+                <w:kern w:val="0"/>
+                <w:sz w:val="24"/>
+                <w:szCs w:val="32"/>
+              </w:rPr>
+              <m:t>d</m:t>
+            </m:r>
+          </m:sub>
+        </m:sSub>
+      </m:oMath>
+      <w:r>
+        <w:rPr>
+          <w:rFonts w:cs="宋体"/>
+          <w:color w:val="000000" w:themeColor="text1"/>
+          <w:kern w:val="0"/>
+          <w:sz w:val="24"/>
+          <w:szCs w:val="32"/>
+        </w:rPr>
+        <w:t>取值偏低，则模型会偏保守，导致动态路径规划频繁</w:t>
+      </w:r>
+      <w:proofErr w:type="gramStart"/>
+      <w:r>
+        <w:rPr>
+          <w:rFonts w:cs="宋体"/>
+          <w:color w:val="000000" w:themeColor="text1"/>
+          <w:kern w:val="0"/>
+          <w:sz w:val="24"/>
+          <w:szCs w:val="32"/>
+        </w:rPr>
+        <w:t>回访高</w:t>
+      </w:r>
+      <w:proofErr w:type="gramEnd"/>
+      <w:r>
+        <w:rPr>
+          <w:rFonts w:cs="宋体"/>
+          <w:color w:val="000000" w:themeColor="text1"/>
+          <w:kern w:val="0"/>
+          <w:sz w:val="24"/>
+          <w:szCs w:val="32"/>
+        </w:rPr>
+        <w:t>风险区，拉长任务时间。因此，探测概率是影响模型输出最敏感的参数之一。</w:t>
+      </w:r>
+    </w:p>
+    <w:p>
+      <w:pPr>
+        <w:adjustRightInd w:val="0"/>
+        <w:snapToGrid w:val="0"/>
+        <w:spacing w:line="240" w:lineRule="atLeast"/>
+        <w:ind w:firstLineChars="200" w:firstLine="480"/>
+        <w:rPr>
+          <w:rFonts w:cs="宋体"/>
+          <w:color w:val="000000" w:themeColor="text1"/>
+          <w:kern w:val="0"/>
+          <w:sz w:val="24"/>
+          <w:szCs w:val="32"/>
+        </w:rPr>
+      </w:pPr>
+      <w:r>
+        <w:rPr>
+          <w:rFonts w:cs="宋体" w:hint="eastAsia"/>
+          <w:color w:val="000000" w:themeColor="text1"/>
+          <w:kern w:val="0"/>
+          <w:sz w:val="24"/>
+          <w:szCs w:val="32"/>
+        </w:rPr>
+        <w:t>同时，最小转弯半径也会</w:t>
+      </w:r>
+      <w:proofErr w:type="gramStart"/>
+      <w:r>
+        <w:rPr>
+          <w:rFonts w:cs="宋体" w:hint="eastAsia"/>
+          <w:color w:val="000000" w:themeColor="text1"/>
+          <w:kern w:val="0"/>
+          <w:sz w:val="24"/>
+          <w:szCs w:val="32"/>
+        </w:rPr>
+        <w:t>影响换带代价</w:t>
+      </w:r>
+      <w:proofErr w:type="gramEnd"/>
+      <w:r>
+        <w:rPr>
+          <w:rFonts w:cs="宋体" w:hint="eastAsia"/>
+          <w:color w:val="000000" w:themeColor="text1"/>
+          <w:kern w:val="0"/>
+          <w:sz w:val="24"/>
+          <w:szCs w:val="32"/>
+        </w:rPr>
+        <w:t>和多机任务平衡公式。若转弯半径过大，会夸大机动损耗，降低模型对于搜索效率的评估；如果</w:t>
+      </w:r>
+      <w:r>
+        <w:rPr>
+          <w:rFonts w:cs="宋体"/>
+          <w:color w:val="000000" w:themeColor="text1"/>
+          <w:kern w:val="0"/>
+          <w:sz w:val="24"/>
+          <w:szCs w:val="32"/>
+        </w:rPr>
+        <w:t>偏小，则所有依赖路径长度的时间结果都会整体偏乐观</w:t>
+      </w:r>
+      <w:r>
+        <w:rPr>
+          <w:rFonts w:cs="宋体" w:hint="eastAsia"/>
+          <w:color w:val="000000" w:themeColor="text1"/>
+          <w:kern w:val="0"/>
+          <w:sz w:val="24"/>
+          <w:szCs w:val="32"/>
+        </w:rPr>
+        <w:t>。因此这一误差具有系统传播的特点，基础参数设定偏离真实值就会导致所有输出受到影响。</w:t>
+      </w:r>
+    </w:p>
+    <w:p>
+      <w:pPr>
+        <w:adjustRightInd w:val="0"/>
+        <w:snapToGrid w:val="0"/>
+        <w:spacing w:line="240" w:lineRule="atLeast"/>
+        <w:ind w:firstLineChars="200" w:firstLine="480"/>
+        <w:rPr>
+          <w:rFonts w:cs="宋体"/>
+          <w:color w:val="000000" w:themeColor="text1"/>
+          <w:kern w:val="0"/>
+          <w:sz w:val="24"/>
+          <w:szCs w:val="32"/>
+        </w:rPr>
+      </w:pPr>
+    </w:p>
+    <w:p>
+      <w:pPr>
+        <w:adjustRightInd w:val="0"/>
+        <w:snapToGrid w:val="0"/>
+        <w:spacing w:line="240" w:lineRule="atLeast"/>
+        <w:ind w:firstLineChars="200" w:firstLine="480"/>
+        <w:rPr>
+          <w:rFonts w:cs="宋体"/>
+          <w:color w:val="000000" w:themeColor="text1"/>
+          <w:kern w:val="0"/>
+          <w:sz w:val="24"/>
+          <w:szCs w:val="32"/>
+        </w:rPr>
+      </w:pPr>
+      <w:r>
+        <w:rPr>
+          <w:rFonts w:cs="宋体" w:hint="eastAsia"/>
+          <w:color w:val="000000" w:themeColor="text1"/>
+          <w:kern w:val="0"/>
+          <w:sz w:val="24"/>
+          <w:szCs w:val="32"/>
+        </w:rPr>
+        <w:t>4.7</w:t>
+      </w:r>
+      <w:r>
+        <w:rPr>
+          <w:rFonts w:cs="宋体" w:hint="eastAsia"/>
+          <w:color w:val="000000" w:themeColor="text1"/>
+          <w:kern w:val="0"/>
+          <w:sz w:val="24"/>
+          <w:szCs w:val="32"/>
+        </w:rPr>
+        <w:t>稳定性分析</w:t>
+      </w:r>
+    </w:p>
+    <w:p>
+      <w:pPr>
+        <w:adjustRightInd w:val="0"/>
+        <w:snapToGrid w:val="0"/>
+        <w:spacing w:line="240" w:lineRule="atLeast"/>
+        <w:ind w:firstLineChars="200" w:firstLine="480"/>
+        <w:rPr>
+          <w:rFonts w:cs="宋体"/>
+          <w:color w:val="000000" w:themeColor="text1"/>
+          <w:kern w:val="0"/>
+          <w:sz w:val="24"/>
+          <w:szCs w:val="32"/>
+        </w:rPr>
+      </w:pPr>
+      <w:r>
+        <w:rPr>
+          <w:rFonts w:cs="宋体"/>
+          <w:color w:val="000000" w:themeColor="text1"/>
+          <w:kern w:val="0"/>
+          <w:sz w:val="24"/>
+          <w:szCs w:val="32"/>
+        </w:rPr>
+        <w:t>本文从重复仿真结果波动、策略优劣一致性和机数判定稳健性三个方面对模型进行稳定性分析。</w:t>
+      </w:r>
+    </w:p>
+    <w:p>
+      <w:pPr>
+        <w:adjustRightInd w:val="0"/>
+        <w:snapToGrid w:val="0"/>
+        <w:spacing w:line="240" w:lineRule="atLeast"/>
+        <w:ind w:firstLineChars="200" w:firstLine="480"/>
+        <w:rPr>
+          <w:rFonts w:cs="宋体"/>
+          <w:color w:val="000000" w:themeColor="text1"/>
+          <w:kern w:val="0"/>
+          <w:sz w:val="24"/>
+          <w:szCs w:val="32"/>
+        </w:rPr>
+      </w:pPr>
+      <w:r>
+        <w:rPr>
+          <w:rFonts w:cs="宋体" w:hint="eastAsia"/>
+          <w:color w:val="000000" w:themeColor="text1"/>
+          <w:kern w:val="0"/>
+          <w:sz w:val="24"/>
+          <w:szCs w:val="32"/>
+        </w:rPr>
+        <w:t>首先，在相同参数和相同</w:t>
+      </w:r>
+      <w:r>
+        <w:rPr>
+          <w:rFonts w:cs="宋体" w:hint="eastAsia"/>
+          <w:color w:val="000000" w:themeColor="text1"/>
+          <w:kern w:val="0"/>
+          <w:sz w:val="24"/>
+          <w:szCs w:val="32"/>
+          <w:highlight w:val="yellow"/>
+        </w:rPr>
+        <w:t>搜索策略下，重复进行多次粒子蒙特卡洛仿真，记录首次发现时间、任务完成时间，以及</w:t>
+      </w:r>
+      <w:r>
+        <w:rPr>
+          <w:rFonts w:cs="宋体" w:hint="eastAsia"/>
+          <w:color w:val="000000" w:themeColor="text1"/>
+          <w:kern w:val="0"/>
+          <w:sz w:val="24"/>
+          <w:szCs w:val="32"/>
+          <w:highlight w:val="yellow"/>
+        </w:rPr>
+        <w:t>10</w:t>
+      </w:r>
+      <w:r>
+        <w:rPr>
+          <w:rFonts w:cs="宋体" w:hint="eastAsia"/>
+          <w:color w:val="000000" w:themeColor="text1"/>
+          <w:kern w:val="0"/>
+          <w:sz w:val="24"/>
+          <w:szCs w:val="32"/>
+          <w:highlight w:val="yellow"/>
+        </w:rPr>
+        <w:t>小时内发现概率等指标，如下图所示：</w:t>
+      </w:r>
+    </w:p>
+    <w:p>
+      <w:pPr>
+        <w:adjustRightInd w:val="0"/>
+        <w:snapToGrid w:val="0"/>
+        <w:spacing w:line="240" w:lineRule="atLeast"/>
+        <w:ind w:firstLineChars="200" w:firstLine="480"/>
+        <w:rPr>
+          <w:rFonts w:cs="宋体"/>
+          <w:color w:val="000000" w:themeColor="text1"/>
+          <w:kern w:val="0"/>
+          <w:sz w:val="24"/>
+          <w:szCs w:val="32"/>
+        </w:rPr>
+      </w:pPr>
+    </w:p>
+    <w:p>
+      <w:pPr>
+        <w:adjustRightInd w:val="0"/>
+        <w:snapToGrid w:val="0"/>
+        <w:spacing w:line="240" w:lineRule="atLeast"/>
+        <w:ind w:firstLineChars="200" w:firstLine="480"/>
+        <w:rPr>
+          <w:rFonts w:cs="宋体" w:hint="eastAsia"/>
+          <w:color w:val="000000" w:themeColor="text1"/>
+          <w:kern w:val="0"/>
+          <w:sz w:val="24"/>
+          <w:szCs w:val="32"/>
+        </w:rPr>
+      </w:pPr>
+      <w:r>
+        <w:rPr>
+          <w:rFonts w:cs="宋体"/>
+          <w:color w:val="000000" w:themeColor="text1"/>
+          <w:kern w:val="0"/>
+          <w:sz w:val="24"/>
+          <w:szCs w:val="32"/>
+        </w:rPr>
+        <w:t>标准差相对较小，则表明模型输出较为集中，不会因个别随机样本而发生明显偏移。</w:t>
+      </w:r>
+    </w:p>
+    <w:p>
+      <w:pPr>
+        <w:adjustRightInd w:val="0"/>
+        <w:snapToGrid w:val="0"/>
+        <w:spacing w:line="240" w:lineRule="atLeast"/>
+        <w:rPr>
+          <w:rFonts w:cs="宋体"/>
+          <w:color w:val="000000" w:themeColor="text1"/>
+          <w:kern w:val="0"/>
+          <w:sz w:val="24"/>
+          <w:szCs w:val="32"/>
+        </w:rPr>
+      </w:pPr>
+    </w:p>
+    <w:p>
+      <w:pPr>
+        <w:adjustRightInd w:val="0"/>
+        <w:snapToGrid w:val="0"/>
+        <w:spacing w:line="240" w:lineRule="atLeast"/>
+        <w:ind w:firstLineChars="200" w:firstLine="480"/>
+        <w:rPr>
+          <w:rFonts w:cs="宋体"/>
+          <w:color w:val="000000" w:themeColor="text1"/>
+          <w:kern w:val="0"/>
+          <w:sz w:val="24"/>
+          <w:szCs w:val="32"/>
+        </w:rPr>
+      </w:pPr>
+      <w:r>
+        <w:rPr>
+          <w:rFonts w:cs="宋体"/>
+          <w:color w:val="000000" w:themeColor="text1"/>
+          <w:kern w:val="0"/>
+          <w:sz w:val="24"/>
+          <w:szCs w:val="32"/>
+        </w:rPr>
+        <w:t>其次，本文建立了静态条带覆盖策略和结合马尔可夫概率更新的动态路径规划策略两类方案。稳定性分析不仅要考察单个数值是否稳定，更要考察不同策略之间的优劣关系是否稳定。</w:t>
+      </w:r>
+      <w:r>
+        <w:rPr>
+          <w:rFonts w:cs="宋体" w:hint="eastAsia"/>
+          <w:color w:val="000000" w:themeColor="text1"/>
+          <w:kern w:val="0"/>
+          <w:sz w:val="24"/>
+          <w:szCs w:val="32"/>
+        </w:rPr>
+        <w:t>若多次独立的仿真实验</w:t>
+      </w:r>
+      <w:r>
+        <w:rPr>
+          <w:rFonts w:cs="宋体" w:hint="eastAsia"/>
+          <w:color w:val="000000" w:themeColor="text1"/>
+          <w:kern w:val="0"/>
+          <w:sz w:val="24"/>
+          <w:szCs w:val="32"/>
+          <w:highlight w:val="yellow"/>
+        </w:rPr>
+        <w:t>中，动态路径规划模型得到的平均发现时间始终更短，</w:t>
+      </w:r>
+      <w:r>
+        <w:rPr>
+          <w:rFonts w:cs="宋体" w:hint="eastAsia"/>
+          <w:color w:val="000000" w:themeColor="text1"/>
+          <w:kern w:val="0"/>
+          <w:sz w:val="24"/>
+          <w:szCs w:val="32"/>
+          <w:highlight w:val="yellow"/>
+        </w:rPr>
+        <w:t>10</w:t>
+      </w:r>
+      <w:r>
+        <w:rPr>
+          <w:rFonts w:cs="宋体" w:hint="eastAsia"/>
+          <w:color w:val="000000" w:themeColor="text1"/>
+          <w:kern w:val="0"/>
+          <w:sz w:val="24"/>
+          <w:szCs w:val="32"/>
+          <w:highlight w:val="yellow"/>
+        </w:rPr>
+        <w:t>小时内发现概率始终更高，则说明动态搜索策略有稳定优势，</w:t>
+      </w:r>
+      <w:r>
+        <w:rPr>
+          <w:rFonts w:cs="宋体" w:hint="eastAsia"/>
+          <w:color w:val="000000" w:themeColor="text1"/>
+          <w:kern w:val="0"/>
+          <w:sz w:val="24"/>
+          <w:szCs w:val="32"/>
+        </w:rPr>
+        <w:t>模型可靠。</w:t>
+      </w:r>
+    </w:p>
+    <w:p>
+      <w:pPr>
+        <w:adjustRightInd w:val="0"/>
+        <w:snapToGrid w:val="0"/>
+        <w:spacing w:line="240" w:lineRule="atLeast"/>
+        <w:ind w:firstLineChars="200" w:firstLine="480"/>
+        <w:rPr>
+          <w:rFonts w:cs="宋体"/>
+          <w:color w:val="000000" w:themeColor="text1"/>
+          <w:kern w:val="0"/>
+          <w:sz w:val="24"/>
+          <w:szCs w:val="32"/>
+        </w:rPr>
+      </w:pPr>
+      <w:r>
+        <w:rPr>
+          <w:rFonts w:cs="宋体"/>
+          <w:color w:val="000000" w:themeColor="text1"/>
+          <w:kern w:val="0"/>
+          <w:sz w:val="24"/>
+          <w:szCs w:val="32"/>
+        </w:rPr>
+        <w:t>最后，题目要求进一步判断</w:t>
+      </w:r>
+      <w:r>
+        <w:rPr>
+          <w:rFonts w:cs="宋体"/>
+          <w:color w:val="000000" w:themeColor="text1"/>
+          <w:kern w:val="0"/>
+          <w:sz w:val="24"/>
+          <w:szCs w:val="32"/>
+        </w:rPr>
+        <w:t>“</w:t>
+      </w:r>
+      <w:r>
+        <w:rPr>
+          <w:rFonts w:cs="宋体"/>
+          <w:color w:val="000000" w:themeColor="text1"/>
+          <w:kern w:val="0"/>
+          <w:sz w:val="24"/>
+          <w:szCs w:val="32"/>
+        </w:rPr>
+        <w:t>若希望在</w:t>
+      </w:r>
+      <w:r>
+        <w:rPr>
+          <w:rFonts w:cs="宋体"/>
+          <w:color w:val="000000" w:themeColor="text1"/>
+          <w:kern w:val="0"/>
+          <w:sz w:val="24"/>
+          <w:szCs w:val="32"/>
+        </w:rPr>
+        <w:t xml:space="preserve"> 10 </w:t>
+      </w:r>
+      <w:r>
+        <w:rPr>
+          <w:rFonts w:cs="宋体"/>
+          <w:color w:val="000000" w:themeColor="text1"/>
+          <w:kern w:val="0"/>
+          <w:sz w:val="24"/>
+          <w:szCs w:val="32"/>
+        </w:rPr>
+        <w:t>小时内找到目标，最少需要多少架</w:t>
+      </w:r>
+      <w:r>
+        <w:rPr>
+          <w:rFonts w:cs="宋体"/>
+          <w:color w:val="000000" w:themeColor="text1"/>
+          <w:kern w:val="0"/>
+          <w:sz w:val="24"/>
+          <w:szCs w:val="32"/>
+        </w:rPr>
+        <w:t xml:space="preserve"> BZK-005 </w:t>
+      </w:r>
+      <w:r>
+        <w:rPr>
+          <w:rFonts w:cs="宋体"/>
+          <w:color w:val="000000" w:themeColor="text1"/>
+          <w:kern w:val="0"/>
+          <w:sz w:val="24"/>
+          <w:szCs w:val="32"/>
+        </w:rPr>
+        <w:t>无人机</w:t>
+      </w:r>
+      <w:r>
+        <w:rPr>
+          <w:rFonts w:cs="宋体"/>
+          <w:color w:val="000000" w:themeColor="text1"/>
+          <w:kern w:val="0"/>
+          <w:sz w:val="24"/>
+          <w:szCs w:val="32"/>
+        </w:rPr>
+        <w:t>”</w:t>
+      </w:r>
+      <w:r>
+        <w:rPr>
+          <w:rFonts w:cs="宋体"/>
+          <w:color w:val="000000" w:themeColor="text1"/>
+          <w:kern w:val="0"/>
+          <w:sz w:val="24"/>
+          <w:szCs w:val="32"/>
+        </w:rPr>
+        <w:t>。因此，还需分析</w:t>
+      </w:r>
+      <w:proofErr w:type="gramStart"/>
+      <w:r>
+        <w:rPr>
+          <w:rFonts w:cs="宋体"/>
+          <w:color w:val="000000" w:themeColor="text1"/>
+          <w:kern w:val="0"/>
+          <w:sz w:val="24"/>
+          <w:szCs w:val="32"/>
+        </w:rPr>
+        <w:t>最少机</w:t>
+      </w:r>
+      <w:proofErr w:type="gramEnd"/>
+      <w:r>
+        <w:rPr>
+          <w:rFonts w:cs="宋体"/>
+          <w:color w:val="000000" w:themeColor="text1"/>
+          <w:kern w:val="0"/>
+          <w:sz w:val="24"/>
+          <w:szCs w:val="32"/>
+        </w:rPr>
+        <w:t>数结论的稳定性。设在给定机数</w:t>
+      </w:r>
+      <w:r>
+        <w:rPr>
+          <w:rFonts w:cs="宋体"/>
+          <w:color w:val="000000" w:themeColor="text1"/>
+          <w:kern w:val="0"/>
+          <w:sz w:val="24"/>
+          <w:szCs w:val="32"/>
+        </w:rPr>
+        <w:t xml:space="preserve"> </w:t>
+      </w:r>
+      <m:oMath>
+        <m:r>
+          <w:rPr>
+            <w:rFonts w:ascii="Cambria Math" w:hAnsi="Cambria Math" w:cs="宋体"/>
+            <w:color w:val="000000" w:themeColor="text1"/>
+            <w:kern w:val="0"/>
+            <w:sz w:val="24"/>
+            <w:szCs w:val="32"/>
+          </w:rPr>
+          <m:t>N</m:t>
+        </m:r>
+      </m:oMath>
+      <w:r>
+        <w:rPr>
+          <w:rFonts w:cs="宋体"/>
+          <w:color w:val="000000" w:themeColor="text1"/>
+          <w:kern w:val="0"/>
+          <w:sz w:val="24"/>
+          <w:szCs w:val="32"/>
+        </w:rPr>
+        <w:t>下，重复仿真</w:t>
+      </w:r>
+      <w:r>
+        <w:rPr>
+          <w:rFonts w:cs="宋体"/>
+          <w:color w:val="000000" w:themeColor="text1"/>
+          <w:kern w:val="0"/>
+          <w:sz w:val="24"/>
+          <w:szCs w:val="32"/>
+        </w:rPr>
+        <w:t xml:space="preserve"> </w:t>
+      </w:r>
+      <m:oMath>
+        <m:r>
+          <w:rPr>
+            <w:rFonts w:ascii="Cambria Math" w:hAnsi="Cambria Math" w:cs="宋体"/>
+            <w:color w:val="000000" w:themeColor="text1"/>
+            <w:kern w:val="0"/>
+            <w:sz w:val="24"/>
+            <w:szCs w:val="32"/>
+          </w:rPr>
+          <m:t>M</m:t>
+        </m:r>
+      </m:oMath>
+      <w:r>
+        <w:rPr>
+          <w:rFonts w:cs="宋体"/>
+          <w:color w:val="000000" w:themeColor="text1"/>
+          <w:kern w:val="0"/>
+          <w:sz w:val="24"/>
+          <w:szCs w:val="32"/>
+        </w:rPr>
+        <w:t>次，其中有</w:t>
+      </w:r>
+      <w:r>
+        <w:rPr>
+          <w:rFonts w:cs="宋体"/>
+          <w:color w:val="000000" w:themeColor="text1"/>
+          <w:kern w:val="0"/>
+          <w:sz w:val="24"/>
+          <w:szCs w:val="32"/>
+        </w:rPr>
+        <w:t xml:space="preserve"> </w:t>
+      </w:r>
+      <m:oMath>
+        <m:sSub>
+          <m:sSubPr>
+            <m:ctrlPr>
+              <w:rPr>
+                <w:rFonts w:ascii="Cambria Math" w:hAnsi="Cambria Math" w:cs="宋体"/>
+                <w:color w:val="000000" w:themeColor="text1"/>
+                <w:kern w:val="0"/>
+                <w:sz w:val="24"/>
+                <w:szCs w:val="32"/>
+              </w:rPr>
+            </m:ctrlPr>
+          </m:sSubPr>
+          <m:e>
+            <m:r>
+              <w:rPr>
+                <w:rFonts w:ascii="Cambria Math" w:hAnsi="Cambria Math" w:cs="宋体"/>
+                <w:color w:val="000000" w:themeColor="text1"/>
+                <w:kern w:val="0"/>
+                <w:sz w:val="24"/>
+                <w:szCs w:val="32"/>
+              </w:rPr>
+              <m:t>M</m:t>
+            </m:r>
+          </m:e>
+          <m:sub>
+            <m:r>
+              <w:rPr>
+                <w:rFonts w:ascii="Cambria Math" w:hAnsi="Cambria Math" w:cs="宋体"/>
+                <w:color w:val="000000" w:themeColor="text1"/>
+                <w:kern w:val="0"/>
+                <w:sz w:val="24"/>
+                <w:szCs w:val="32"/>
+              </w:rPr>
+              <m:t>N</m:t>
+            </m:r>
+          </m:sub>
+        </m:sSub>
+      </m:oMath>
+      <w:r>
+        <w:rPr>
+          <w:rFonts w:cs="宋体"/>
+          <w:color w:val="000000" w:themeColor="text1"/>
+          <w:kern w:val="0"/>
+          <w:sz w:val="24"/>
+          <w:szCs w:val="32"/>
+        </w:rPr>
+        <w:t>次能在</w:t>
+      </w:r>
+      <w:r>
+        <w:rPr>
+          <w:rFonts w:cs="宋体"/>
+          <w:color w:val="000000" w:themeColor="text1"/>
+          <w:kern w:val="0"/>
+          <w:sz w:val="24"/>
+          <w:szCs w:val="32"/>
+        </w:rPr>
+        <w:t xml:space="preserve"> 10 </w:t>
+      </w:r>
+      <w:r>
+        <w:rPr>
+          <w:rFonts w:cs="宋体"/>
+          <w:color w:val="000000" w:themeColor="text1"/>
+          <w:kern w:val="0"/>
+          <w:sz w:val="24"/>
+          <w:szCs w:val="32"/>
+        </w:rPr>
+        <w:t>小时内完成发现任务，则该机数下的成功概率可表示为</w:t>
+      </w:r>
+    </w:p>
+    <w:p>
+      <w:pPr>
+        <w:adjustRightInd w:val="0"/>
+        <w:snapToGrid w:val="0"/>
+        <w:spacing w:line="240" w:lineRule="atLeast"/>
+        <w:ind w:firstLineChars="200" w:firstLine="480"/>
+        <w:rPr>
+          <w:rFonts w:cs="宋体"/>
+          <w:color w:val="000000" w:themeColor="text1"/>
+          <w:kern w:val="0"/>
+          <w:sz w:val="24"/>
+          <w:szCs w:val="32"/>
+        </w:rPr>
+      </w:pPr>
+      <m:oMathPara>
+        <m:oMath>
+          <m:sSub>
+            <m:sSubPr>
+              <m:ctrlPr>
+                <w:rPr>
+                  <w:rFonts w:ascii="Cambria Math" w:hAnsi="Cambria Math" w:cs="宋体"/>
+                  <w:color w:val="000000" w:themeColor="text1"/>
+                  <w:kern w:val="0"/>
+                  <w:sz w:val="24"/>
+                  <w:szCs w:val="32"/>
+                </w:rPr>
+              </m:ctrlPr>
+            </m:sSubPr>
+            <m:e>
+              <m:r>
+                <w:rPr>
+                  <w:rFonts w:ascii="Cambria Math" w:hAnsi="Cambria Math" w:cs="宋体"/>
+                  <w:color w:val="000000" w:themeColor="text1"/>
+                  <w:kern w:val="0"/>
+                  <w:sz w:val="24"/>
+                  <w:szCs w:val="32"/>
+                </w:rPr>
+                <m:t>P</m:t>
+              </m:r>
+            </m:e>
+            <m:sub>
+              <m:r>
+                <w:rPr>
+                  <w:rFonts w:ascii="Cambria Math" w:hAnsi="Cambria Math" w:cs="宋体"/>
+                  <w:color w:val="000000" w:themeColor="text1"/>
+                  <w:kern w:val="0"/>
+                  <w:sz w:val="24"/>
+                  <w:szCs w:val="32"/>
+                </w:rPr>
+                <m:t>N</m:t>
+              </m:r>
+            </m:sub>
+          </m:sSub>
+          <m:r>
+            <w:rPr>
+              <w:rFonts w:ascii="Cambria Math" w:hAnsi="Cambria Math" w:cs="宋体"/>
+              <w:color w:val="000000" w:themeColor="text1"/>
+              <w:kern w:val="0"/>
+              <w:sz w:val="24"/>
+              <w:szCs w:val="32"/>
+            </w:rPr>
+            <m:t>=</m:t>
+          </m:r>
+          <m:f>
+            <m:fPr>
+              <m:ctrlPr>
+                <w:rPr>
+                  <w:rFonts w:ascii="Cambria Math" w:hAnsi="Cambria Math" w:cs="宋体"/>
+                  <w:color w:val="000000" w:themeColor="text1"/>
+                  <w:kern w:val="0"/>
+                  <w:sz w:val="24"/>
+                  <w:szCs w:val="32"/>
+                </w:rPr>
+              </m:ctrlPr>
+            </m:fPr>
+            <m:num>
+              <m:sSub>
+                <m:sSubPr>
+                  <m:ctrlPr>
+                    <w:rPr>
+                      <w:rFonts w:ascii="Cambria Math" w:hAnsi="Cambria Math" w:cs="宋体"/>
+                      <w:color w:val="000000" w:themeColor="text1"/>
+                      <w:kern w:val="0"/>
+                      <w:sz w:val="24"/>
+                      <w:szCs w:val="32"/>
+                    </w:rPr>
+                  </m:ctrlPr>
+                </m:sSubPr>
+                <m:e>
+                  <m:r>
+                    <w:rPr>
+                      <w:rFonts w:ascii="Cambria Math" w:hAnsi="Cambria Math" w:cs="宋体"/>
+                      <w:color w:val="000000" w:themeColor="text1"/>
+                      <w:kern w:val="0"/>
+                      <w:sz w:val="24"/>
+                      <w:szCs w:val="32"/>
+                    </w:rPr>
+                    <m:t>M</m:t>
+                  </m:r>
+                </m:e>
+                <m:sub>
+                  <m:r>
+                    <w:rPr>
+                      <w:rFonts w:ascii="Cambria Math" w:hAnsi="Cambria Math" w:cs="宋体"/>
+                      <w:color w:val="000000" w:themeColor="text1"/>
+                      <w:kern w:val="0"/>
+                      <w:sz w:val="24"/>
+                      <w:szCs w:val="32"/>
+                    </w:rPr>
+                    <m:t>N</m:t>
+                  </m:r>
+                </m:sub>
+              </m:sSub>
+            </m:num>
+            <m:den>
+              <m:r>
+                <w:rPr>
+                  <w:rFonts w:ascii="Cambria Math" w:hAnsi="Cambria Math" w:cs="宋体"/>
+                  <w:color w:val="000000" w:themeColor="text1"/>
+                  <w:kern w:val="0"/>
+                  <w:sz w:val="24"/>
+                  <w:szCs w:val="32"/>
+                </w:rPr>
+                <m:t>M</m:t>
+              </m:r>
+            </m:den>
+          </m:f>
+          <m:r>
+            <m:rPr>
+              <m:sty m:val="p"/>
+            </m:rPr>
+            <w:rPr>
+              <w:rFonts w:ascii="Cambria Math" w:hAnsi="Cambria Math" w:cs="宋体"/>
+              <w:color w:val="000000" w:themeColor="text1"/>
+              <w:kern w:val="0"/>
+              <w:sz w:val="24"/>
+              <w:szCs w:val="32"/>
+            </w:rPr>
+            <m:t>.</m:t>
+          </m:r>
+          <m:r>
+            <w:rPr>
+              <w:rFonts w:cs="宋体"/>
+              <w:color w:val="000000" w:themeColor="text1"/>
+              <w:kern w:val="0"/>
+              <w:sz w:val="24"/>
+              <w:szCs w:val="32"/>
+            </w:rPr>
+            <w:br/>
+          </m:r>
+        </m:oMath>
+      </m:oMathPara>
+    </w:p>
+    <w:p>
+      <w:pPr>
+        <w:adjustRightInd w:val="0"/>
+        <w:snapToGrid w:val="0"/>
+        <w:spacing w:line="240" w:lineRule="atLeast"/>
+        <w:ind w:firstLineChars="200" w:firstLine="480"/>
+        <w:rPr>
+          <w:rFonts w:cs="宋体"/>
+          <w:color w:val="000000" w:themeColor="text1"/>
+          <w:kern w:val="0"/>
+          <w:sz w:val="24"/>
+          <w:szCs w:val="32"/>
+        </w:rPr>
+      </w:pPr>
+      <w:r>
+        <w:rPr>
+          <w:rFonts w:cs="宋体" w:hint="eastAsia"/>
+          <w:color w:val="000000" w:themeColor="text1"/>
+          <w:kern w:val="0"/>
+          <w:sz w:val="24"/>
+          <w:szCs w:val="32"/>
+        </w:rPr>
+        <w:t>由下图所示，该</w:t>
+      </w:r>
+      <w:r>
+        <w:rPr>
+          <w:rFonts w:cs="宋体"/>
+          <w:color w:val="000000" w:themeColor="text1"/>
+          <w:kern w:val="0"/>
+          <w:sz w:val="24"/>
+          <w:szCs w:val="32"/>
+        </w:rPr>
+        <w:t>机</w:t>
+      </w:r>
+      <w:proofErr w:type="gramStart"/>
+      <w:r>
+        <w:rPr>
+          <w:rFonts w:cs="宋体"/>
+          <w:color w:val="000000" w:themeColor="text1"/>
+          <w:kern w:val="0"/>
+          <w:sz w:val="24"/>
+          <w:szCs w:val="32"/>
+        </w:rPr>
+        <w:t>数方案</w:t>
+      </w:r>
+      <w:proofErr w:type="gramEnd"/>
+      <w:r>
+        <w:rPr>
+          <w:rFonts w:cs="宋体"/>
+          <w:color w:val="000000" w:themeColor="text1"/>
+          <w:kern w:val="0"/>
+          <w:sz w:val="24"/>
+          <w:szCs w:val="32"/>
+          <w:highlight w:val="yellow"/>
+        </w:rPr>
+        <w:t>在多次仿真中均能保持较高成功概率，且随着重复次数增加结果变化不大，说明该机数结论具有较好的稳健性</w:t>
+      </w:r>
+      <w:r>
+        <w:rPr>
+          <w:rFonts w:cs="宋体" w:hint="eastAsia"/>
+          <w:color w:val="000000" w:themeColor="text1"/>
+          <w:kern w:val="0"/>
+          <w:sz w:val="24"/>
+          <w:szCs w:val="32"/>
+          <w:highlight w:val="yellow"/>
+        </w:rPr>
+        <w:t>。</w:t>
+      </w:r>
+    </w:p>
+    <w:p>
+      <w:pPr>
+        <w:adjustRightInd w:val="0"/>
+        <w:snapToGrid w:val="0"/>
+        <w:spacing w:line="240" w:lineRule="atLeast"/>
+        <w:ind w:firstLineChars="200" w:firstLine="480"/>
+        <w:rPr>
+          <w:rFonts w:cs="宋体"/>
+          <w:color w:val="000000" w:themeColor="text1"/>
+          <w:kern w:val="0"/>
+          <w:sz w:val="24"/>
+          <w:szCs w:val="32"/>
+        </w:rPr>
+      </w:pPr>
+      <w:r>
+        <w:rPr>
+          <w:rFonts w:cs="宋体"/>
+          <w:color w:val="000000" w:themeColor="text1"/>
+          <w:kern w:val="0"/>
+          <w:sz w:val="24"/>
+          <w:szCs w:val="32"/>
+        </w:rPr>
+        <w:t>因此，本文所建立的模型不仅能够完成题目要求的求解任务，而且其结论具有较好的可靠性和工程参考价值。</w:t>
+      </w:r>
+    </w:p>
+    <w:p>
+      <w:pPr>
+        <w:adjustRightInd w:val="0"/>
+        <w:snapToGrid w:val="0"/>
+        <w:spacing w:line="240" w:lineRule="atLeast"/>
+        <w:ind w:firstLineChars="200" w:firstLine="480"/>
+        <w:rPr>
+          <w:rFonts w:cs="宋体"/>
+          <w:color w:val="000000" w:themeColor="text1"/>
+          <w:kern w:val="0"/>
+          <w:sz w:val="24"/>
+          <w:szCs w:val="32"/>
+        </w:rPr>
+      </w:pPr>
+    </w:p>
+    <w:p>
+      <w:pPr>
+        <w:adjustRightInd w:val="0"/>
+        <w:snapToGrid w:val="0"/>
+        <w:spacing w:line="240" w:lineRule="atLeast"/>
+        <w:ind w:firstLineChars="200" w:firstLine="480"/>
+        <w:rPr>
+          <w:rFonts w:cs="宋体" w:hint="eastAsia"/>
+          <w:color w:val="000000" w:themeColor="text1"/>
+          <w:kern w:val="0"/>
+          <w:sz w:val="24"/>
+          <w:szCs w:val="32"/>
+        </w:rPr>
+      </w:pPr>
+      <w:r>
+        <w:rPr>
+          <w:rFonts w:cs="宋体" w:hint="eastAsia"/>
+          <w:color w:val="000000" w:themeColor="text1"/>
+          <w:kern w:val="0"/>
+          <w:sz w:val="24"/>
+          <w:szCs w:val="32"/>
+        </w:rPr>
+        <w:t>4.8</w:t>
+      </w:r>
+      <w:r>
+        <w:rPr>
+          <w:rFonts w:cs="宋体" w:hint="eastAsia"/>
+          <w:color w:val="000000" w:themeColor="text1"/>
+          <w:kern w:val="0"/>
+          <w:sz w:val="24"/>
+          <w:szCs w:val="32"/>
+        </w:rPr>
+        <w:t>灵敏度分析</w:t>
+      </w:r>
     </w:p>
     <w:p>
       <w:pPr>
@@ -26453,35 +29547,73 @@
       </w:pPr>
       <w:r>
         <w:rPr>
-          <w:rFonts w:cs="宋体"/>
-          <w:color w:val="000000" w:themeColor="text1"/>
-          <w:kern w:val="0"/>
-          <w:sz w:val="24"/>
-          <w:szCs w:val="32"/>
-        </w:rPr>
-        <w:t>为使路径示意图更符合无人机实际飞行轨迹，在可视化阶段对折线条带路径的拐角进行圆弧平滑处理；该</w:t>
-      </w:r>
-      <w:proofErr w:type="gramStart"/>
-      <w:r>
-        <w:rPr>
-          <w:rFonts w:cs="宋体"/>
-          <w:color w:val="000000" w:themeColor="text1"/>
-          <w:kern w:val="0"/>
-          <w:sz w:val="24"/>
-          <w:szCs w:val="32"/>
-        </w:rPr>
-        <w:t>处理仅</w:t>
-      </w:r>
-      <w:proofErr w:type="gramEnd"/>
-      <w:r>
-        <w:rPr>
-          <w:rFonts w:cs="宋体"/>
-          <w:color w:val="000000" w:themeColor="text1"/>
-          <w:kern w:val="0"/>
-          <w:sz w:val="24"/>
-          <w:szCs w:val="32"/>
-        </w:rPr>
-        <w:t>用于图形展示，不改变条带覆盖模型的路径生成逻辑与任务时间计算结果。</w:t>
+          <w:rFonts w:cs="宋体" w:hint="eastAsia"/>
+          <w:color w:val="000000" w:themeColor="text1"/>
+          <w:kern w:val="0"/>
+          <w:sz w:val="24"/>
+          <w:szCs w:val="32"/>
+        </w:rPr>
+        <w:t>5.1</w:t>
+      </w:r>
+      <w:r>
+        <w:rPr>
+          <w:rFonts w:cs="宋体" w:hint="eastAsia"/>
+          <w:color w:val="000000" w:themeColor="text1"/>
+          <w:kern w:val="0"/>
+          <w:sz w:val="24"/>
+          <w:szCs w:val="32"/>
+        </w:rPr>
+        <w:t>模型求解结果概述</w:t>
+      </w:r>
+    </w:p>
+    <w:p>
+      <w:pPr>
+        <w:adjustRightInd w:val="0"/>
+        <w:snapToGrid w:val="0"/>
+        <w:spacing w:line="240" w:lineRule="atLeast"/>
+        <w:ind w:firstLineChars="200" w:firstLine="480"/>
+        <w:rPr>
+          <w:rFonts w:cs="宋体"/>
+          <w:color w:val="000000" w:themeColor="text1"/>
+          <w:kern w:val="0"/>
+          <w:sz w:val="24"/>
+          <w:szCs w:val="32"/>
+        </w:rPr>
+      </w:pPr>
+      <w:r>
+        <w:rPr>
+          <w:rFonts w:cs="宋体" w:hint="eastAsia"/>
+          <w:color w:val="000000" w:themeColor="text1"/>
+          <w:kern w:val="0"/>
+          <w:sz w:val="24"/>
+          <w:szCs w:val="32"/>
+        </w:rPr>
+        <w:t>通过本文提出的条带覆盖模型、马尔可夫概率更新模型、动态规划模型和粒子蒙特卡洛仿真，我们针对多机协同搜索机动目标进行了求解。具体来说，我们的模型通过不同策略评估了多个无人机在幕布奥搜索中任务完成时间、目标发现概率和搜索效率。</w:t>
+      </w:r>
+    </w:p>
+    <w:p>
+      <w:pPr>
+        <w:adjustRightInd w:val="0"/>
+        <w:snapToGrid w:val="0"/>
+        <w:spacing w:line="240" w:lineRule="atLeast"/>
+        <w:ind w:firstLineChars="200" w:firstLine="480"/>
+        <w:rPr>
+          <w:rFonts w:cs="宋体" w:hint="eastAsia"/>
+          <w:color w:val="000000" w:themeColor="text1"/>
+          <w:kern w:val="0"/>
+          <w:sz w:val="24"/>
+          <w:szCs w:val="32"/>
+        </w:rPr>
+      </w:pPr>
+      <w:r>
+        <w:rPr>
+          <w:rFonts w:cs="宋体" w:hint="eastAsia"/>
+          <w:color w:val="000000" w:themeColor="text1"/>
+          <w:kern w:val="0"/>
+          <w:sz w:val="24"/>
+          <w:szCs w:val="32"/>
+        </w:rPr>
+        <w:t>模型结果展示了几个关键结论点</w:t>
       </w:r>
     </w:p>
     <w:p>
@@ -26975,161 +30107,161 @@
           <w:sz w:val="24"/>
           <w:szCs w:val="32"/>
         </w:rPr>
+        <w:t>期刊：［序号］</w:t>
+      </w:r>
+      <w:r>
+        <w:rPr>
+          <w:rFonts w:cs="宋体" w:hint="eastAsia"/>
+          <w:color w:val="FF0000"/>
+          <w:kern w:val="0"/>
+          <w:sz w:val="24"/>
+          <w:szCs w:val="32"/>
+        </w:rPr>
+        <w:t xml:space="preserve"> </w:t>
+      </w:r>
+      <w:r>
+        <w:rPr>
+          <w:rFonts w:cs="宋体" w:hint="eastAsia"/>
+          <w:color w:val="FF0000"/>
+          <w:kern w:val="0"/>
+          <w:sz w:val="24"/>
+          <w:szCs w:val="32"/>
+        </w:rPr>
+        <w:t>作者</w:t>
+      </w:r>
+      <w:r>
+        <w:rPr>
+          <w:rFonts w:cs="宋体" w:hint="eastAsia"/>
+          <w:color w:val="FF0000"/>
+          <w:kern w:val="0"/>
+          <w:sz w:val="24"/>
+          <w:szCs w:val="32"/>
+        </w:rPr>
+        <w:t>.</w:t>
+      </w:r>
+      <w:r>
+        <w:rPr>
+          <w:rFonts w:cs="宋体" w:hint="eastAsia"/>
+          <w:color w:val="FF0000"/>
+          <w:kern w:val="0"/>
+          <w:sz w:val="24"/>
+          <w:szCs w:val="32"/>
+        </w:rPr>
+        <w:t>题名［</w:t>
+      </w:r>
+      <w:r>
+        <w:rPr>
+          <w:rFonts w:cs="宋体" w:hint="eastAsia"/>
+          <w:color w:val="FF0000"/>
+          <w:kern w:val="0"/>
+          <w:sz w:val="24"/>
+          <w:szCs w:val="32"/>
+        </w:rPr>
+        <w:t>J</w:t>
+      </w:r>
+      <w:r>
+        <w:rPr>
+          <w:rFonts w:cs="宋体" w:hint="eastAsia"/>
+          <w:color w:val="FF0000"/>
+          <w:kern w:val="0"/>
+          <w:sz w:val="24"/>
+          <w:szCs w:val="32"/>
+        </w:rPr>
+        <w:t>］</w:t>
+      </w:r>
+      <w:r>
+        <w:rPr>
+          <w:rFonts w:cs="宋体" w:hint="eastAsia"/>
+          <w:color w:val="FF0000"/>
+          <w:kern w:val="0"/>
+          <w:sz w:val="24"/>
+          <w:szCs w:val="32"/>
+        </w:rPr>
+        <w:t>.</w:t>
+      </w:r>
+      <w:r>
+        <w:rPr>
+          <w:rFonts w:cs="宋体" w:hint="eastAsia"/>
+          <w:color w:val="FF0000"/>
+          <w:kern w:val="0"/>
+          <w:sz w:val="24"/>
+          <w:szCs w:val="32"/>
+        </w:rPr>
+        <w:t>刊名，出版年，卷</w:t>
+      </w:r>
+      <w:r>
+        <w:rPr>
+          <w:rFonts w:cs="宋体" w:hint="eastAsia"/>
+          <w:color w:val="FF0000"/>
+          <w:kern w:val="0"/>
+          <w:sz w:val="24"/>
+          <w:szCs w:val="32"/>
+        </w:rPr>
+        <w:t>(</w:t>
+      </w:r>
+      <w:r>
+        <w:rPr>
+          <w:rFonts w:cs="宋体" w:hint="eastAsia"/>
+          <w:color w:val="FF0000"/>
+          <w:kern w:val="0"/>
+          <w:sz w:val="24"/>
+          <w:szCs w:val="32"/>
+        </w:rPr>
+        <w:t>期</w:t>
+      </w:r>
+      <w:r>
+        <w:rPr>
+          <w:rFonts w:cs="宋体" w:hint="eastAsia"/>
+          <w:color w:val="FF0000"/>
+          <w:kern w:val="0"/>
+          <w:sz w:val="24"/>
+          <w:szCs w:val="32"/>
+        </w:rPr>
+        <w:t>)</w:t>
+      </w:r>
+      <w:r>
+        <w:rPr>
+          <w:rFonts w:cs="宋体" w:hint="eastAsia"/>
+          <w:color w:val="FF0000"/>
+          <w:kern w:val="0"/>
+          <w:sz w:val="24"/>
+          <w:szCs w:val="32"/>
+        </w:rPr>
+        <w:t>：起止页码</w:t>
+      </w:r>
+      <w:r>
+        <w:rPr>
+          <w:rFonts w:cs="宋体" w:hint="eastAsia"/>
+          <w:color w:val="FF0000"/>
+          <w:kern w:val="0"/>
+          <w:sz w:val="24"/>
+          <w:szCs w:val="32"/>
+        </w:rPr>
+        <w:t>.</w:t>
+      </w:r>
+    </w:p>
+    <w:p>
+      <w:pPr>
+        <w:adjustRightInd w:val="0"/>
+        <w:snapToGrid w:val="0"/>
+        <w:spacing w:line="240" w:lineRule="atLeast"/>
+        <w:rPr>
+          <w:rFonts w:cs="宋体"/>
+          <w:color w:val="FF0000"/>
+          <w:kern w:val="0"/>
+          <w:sz w:val="24"/>
+          <w:szCs w:val="32"/>
+        </w:rPr>
+      </w:pPr>
+      <w:r>
+        <w:rPr>
+          <w:rFonts w:cs="宋体" w:hint="eastAsia"/>
+          <w:color w:val="FF0000"/>
+          <w:kern w:val="0"/>
+          <w:sz w:val="24"/>
+          <w:szCs w:val="32"/>
+        </w:rPr>
         <w:lastRenderedPageBreak/>
-        <w:t>期刊：［序号］</w:t>
-      </w:r>
-      <w:r>
-        <w:rPr>
-          <w:rFonts w:cs="宋体" w:hint="eastAsia"/>
-          <w:color w:val="FF0000"/>
-          <w:kern w:val="0"/>
-          <w:sz w:val="24"/>
-          <w:szCs w:val="32"/>
-        </w:rPr>
-        <w:t xml:space="preserve"> </w:t>
-      </w:r>
-      <w:r>
-        <w:rPr>
-          <w:rFonts w:cs="宋体" w:hint="eastAsia"/>
-          <w:color w:val="FF0000"/>
-          <w:kern w:val="0"/>
-          <w:sz w:val="24"/>
-          <w:szCs w:val="32"/>
-        </w:rPr>
-        <w:t>作者</w:t>
-      </w:r>
-      <w:r>
-        <w:rPr>
-          <w:rFonts w:cs="宋体" w:hint="eastAsia"/>
-          <w:color w:val="FF0000"/>
-          <w:kern w:val="0"/>
-          <w:sz w:val="24"/>
-          <w:szCs w:val="32"/>
-        </w:rPr>
-        <w:t>.</w:t>
-      </w:r>
-      <w:r>
-        <w:rPr>
-          <w:rFonts w:cs="宋体" w:hint="eastAsia"/>
-          <w:color w:val="FF0000"/>
-          <w:kern w:val="0"/>
-          <w:sz w:val="24"/>
-          <w:szCs w:val="32"/>
-        </w:rPr>
-        <w:t>题名［</w:t>
-      </w:r>
-      <w:r>
-        <w:rPr>
-          <w:rFonts w:cs="宋体" w:hint="eastAsia"/>
-          <w:color w:val="FF0000"/>
-          <w:kern w:val="0"/>
-          <w:sz w:val="24"/>
-          <w:szCs w:val="32"/>
-        </w:rPr>
-        <w:t>J</w:t>
-      </w:r>
-      <w:r>
-        <w:rPr>
-          <w:rFonts w:cs="宋体" w:hint="eastAsia"/>
-          <w:color w:val="FF0000"/>
-          <w:kern w:val="0"/>
-          <w:sz w:val="24"/>
-          <w:szCs w:val="32"/>
-        </w:rPr>
-        <w:t>］</w:t>
-      </w:r>
-      <w:r>
-        <w:rPr>
-          <w:rFonts w:cs="宋体" w:hint="eastAsia"/>
-          <w:color w:val="FF0000"/>
-          <w:kern w:val="0"/>
-          <w:sz w:val="24"/>
-          <w:szCs w:val="32"/>
-        </w:rPr>
-        <w:t>.</w:t>
-      </w:r>
-      <w:r>
-        <w:rPr>
-          <w:rFonts w:cs="宋体" w:hint="eastAsia"/>
-          <w:color w:val="FF0000"/>
-          <w:kern w:val="0"/>
-          <w:sz w:val="24"/>
-          <w:szCs w:val="32"/>
-        </w:rPr>
-        <w:t>刊名，出版年，卷</w:t>
-      </w:r>
-      <w:r>
-        <w:rPr>
-          <w:rFonts w:cs="宋体" w:hint="eastAsia"/>
-          <w:color w:val="FF0000"/>
-          <w:kern w:val="0"/>
-          <w:sz w:val="24"/>
-          <w:szCs w:val="32"/>
-        </w:rPr>
-        <w:t>(</w:t>
-      </w:r>
-      <w:r>
-        <w:rPr>
-          <w:rFonts w:cs="宋体" w:hint="eastAsia"/>
-          <w:color w:val="FF0000"/>
-          <w:kern w:val="0"/>
-          <w:sz w:val="24"/>
-          <w:szCs w:val="32"/>
-        </w:rPr>
-        <w:t>期</w:t>
-      </w:r>
-      <w:r>
-        <w:rPr>
-          <w:rFonts w:cs="宋体" w:hint="eastAsia"/>
-          <w:color w:val="FF0000"/>
-          <w:kern w:val="0"/>
-          <w:sz w:val="24"/>
-          <w:szCs w:val="32"/>
-        </w:rPr>
-        <w:t>)</w:t>
-      </w:r>
-      <w:r>
-        <w:rPr>
-          <w:rFonts w:cs="宋体" w:hint="eastAsia"/>
-          <w:color w:val="FF0000"/>
-          <w:kern w:val="0"/>
-          <w:sz w:val="24"/>
-          <w:szCs w:val="32"/>
-        </w:rPr>
-        <w:t>：起止页码</w:t>
-      </w:r>
-      <w:r>
-        <w:rPr>
-          <w:rFonts w:cs="宋体" w:hint="eastAsia"/>
-          <w:color w:val="FF0000"/>
-          <w:kern w:val="0"/>
-          <w:sz w:val="24"/>
-          <w:szCs w:val="32"/>
-        </w:rPr>
-        <w:t>.</w:t>
-      </w:r>
-    </w:p>
-    <w:p>
-      <w:pPr>
-        <w:adjustRightInd w:val="0"/>
-        <w:snapToGrid w:val="0"/>
-        <w:spacing w:line="240" w:lineRule="atLeast"/>
-        <w:rPr>
-          <w:rFonts w:cs="宋体"/>
-          <w:color w:val="FF0000"/>
-          <w:kern w:val="0"/>
-          <w:sz w:val="24"/>
-          <w:szCs w:val="32"/>
-        </w:rPr>
-      </w:pPr>
-      <w:r>
-        <w:rPr>
-          <w:rFonts w:cs="宋体" w:hint="eastAsia"/>
-          <w:color w:val="FF0000"/>
-          <w:kern w:val="0"/>
-          <w:sz w:val="24"/>
-          <w:szCs w:val="32"/>
-        </w:rPr>
         <w:t>[</w:t>
       </w:r>
       <w:r>
@@ -28961,7 +32093,7 @@
           <w:szCs w:val="32"/>
         </w:rPr>
       </w:pPr>
-      <w:hyperlink r:id="rId77" w:tgtFrame="_blank" w:history="1">
+      <w:hyperlink r:id="rId79" w:tgtFrame="_blank" w:history="1">
         <w:r>
           <w:rPr>
             <w:rStyle w:val="ac"/>
@@ -29057,9 +32189,9 @@
       </w:r>
     </w:p>
     <w:sectPr>
-      <w:headerReference w:type="default" r:id="rId78"/>
-      <w:footerReference w:type="even" r:id="rId79"/>
-      <w:footerReference w:type="first" r:id="rId80"/>
+      <w:headerReference w:type="default" r:id="rId80"/>
+      <w:footerReference w:type="even" r:id="rId81"/>
+      <w:footerReference w:type="first" r:id="rId82"/>
       <w:type w:val="continuous"/>
       <w:pgSz w:w="11907" w:h="16840" w:code="9"/>
       <w:pgMar w:top="1418" w:right="1418" w:bottom="1418" w:left="1418" w:header="1134" w:footer="1134" w:gutter="0"/>
@@ -32331,7 +35463,6 @@
   <w:style w:type="character" w:default="1" w:styleId="a0">
     <w:name w:val="Default Paragraph Font"/>
     <w:uiPriority w:val="1"/>
-    <w:semiHidden/>
     <w:unhideWhenUsed/>
   </w:style>
   <w:style w:type="table" w:default="1" w:styleId="a1">
